--- a/resources/library/docx/restaurant-marketing-plan.docx
+++ b/resources/library/docx/restaurant-marketing-plan.docx
@@ -2,6 +2,42 @@
 <file path=word/document.xml><?xml version="1.0" encoding="utf-8"?>
 <w:document xmlns:wpc="http://schemas.microsoft.com/office/word/2010/wordprocessingCanvas" xmlns:mo="http://schemas.microsoft.com/office/mac/office/2008/main" xmlns:mc="http://schemas.openxmlformats.org/markup-compatibility/2006" xmlns:mv="urn:schemas-microsoft-com:mac:vml" xmlns:o="urn:schemas-microsoft-com:office:office" xmlns:r="http://schemas.openxmlformats.org/officeDocument/2006/relationships" xmlns:m="http://schemas.openxmlformats.org/officeDocument/2006/math" xmlns:v="urn:schemas-microsoft-com:vml" xmlns:wp14="http://schemas.microsoft.com/office/word/2010/wordprocessingDrawing" xmlns:wp="http://schemas.openxmlformats.org/drawingml/2006/wordprocessingDrawing" xmlns:w10="urn:schemas-microsoft-com:office:word" xmlns:w="http://schemas.openxmlformats.org/wordprocessingml/2006/main" xmlns:w14="http://schemas.microsoft.com/office/word/2010/wordml" xmlns:wpg="http://schemas.microsoft.com/office/word/2010/wordprocessingGroup" xmlns:wpi="http://schemas.microsoft.com/office/word/2010/wordprocessingInk" xmlns:wne="http://schemas.microsoft.com/office/word/2006/wordml" xmlns:wps="http://schemas.microsoft.com/office/word/2010/wordprocessingShape" mc:Ignorable="w14 wp14">
   <w:body>
+    <w:p>
+      <w:r>
+        <w:drawing>
+          <wp:inline xmlns:a="http://schemas.openxmlformats.org/drawingml/2006/main" xmlns:pic="http://schemas.openxmlformats.org/drawingml/2006/picture">
+            <wp:extent cx="2194560" cy="731520"/>
+            <wp:docPr id="1" name="Picture 1"/>
+            <wp:cNvGraphicFramePr>
+              <a:graphicFrameLocks noChangeAspect="1"/>
+            </wp:cNvGraphicFramePr>
+            <a:graphic>
+              <a:graphicData uri="http://schemas.openxmlformats.org/drawingml/2006/picture">
+                <pic:pic>
+                  <pic:nvPicPr>
+                    <pic:cNvPr id="0" name="noriva-original.jpg"/>
+                    <pic:cNvPicPr/>
+                  </pic:nvPicPr>
+                  <pic:blipFill>
+                    <a:blip r:embed="rId9"/>
+                    <a:stretch>
+                      <a:fillRect/>
+                    </a:stretch>
+                  </pic:blipFill>
+                  <pic:spPr>
+                    <a:xfrm>
+                      <a:off x="0" y="0"/>
+                      <a:ext cx="2194560" cy="731520"/>
+                    </a:xfrm>
+                    <a:prstGeom prst="rect"/>
+                  </pic:spPr>
+                </pic:pic>
+              </a:graphicData>
+            </a:graphic>
+          </wp:inline>
+        </w:drawing>
+      </w:r>
+    </w:p>
     <w:p>
       <w:pPr>
         <w:pStyle w:val="Title"/>
@@ -12,382 +48,55 @@
     </w:p>
     <w:p>
       <w:pPr>
-        <w:bidi w:val="1"/>
         <w:jc w:val="right"/>
+        <w:bidi/>
       </w:pPr>
       <w:r>
-        <w:rPr>
-          <w:b/>
-          <w:sz w:val="32"/>
-        </w:rPr>
         <w:t>خطة تسويق مطعم</w:t>
       </w:r>
     </w:p>
     <w:p>
       <w:r>
-        <w:rPr>
-          <w:b/>
-          <w:color w:val="2F6B8A"/>
-          <w:sz w:val="22"/>
-        </w:rPr>
-        <w:t>NORIVA</w:t>
+        <w:t>A brief starting worksheet. Record your project evidence, then ask NORIVA to complete the review.</w:t>
       </w:r>
     </w:p>
     <w:p>
       <w:pPr>
-        <w:spacing w:after="120"/>
+        <w:jc w:val="right"/>
+        <w:bidi/>
       </w:pPr>
       <w:r>
-        <w:t>This resource gives restaurant owners and operators a structured way to collect evidence, record decisions and assign actions. Replace prompts and sample wording with verified project information.</w:t>
-      </w:r>
-    </w:p>
-    <w:p>
-      <w:pPr>
-        <w:bidi w:val="1"/>
-        <w:jc w:val="right"/>
-      </w:pPr>
-      <w:r>
-        <w:t>يساعد هذا المورد ملاك المطاعم والمشغلين على جمع الأدلة وتسجيل القرارات وتحويل النتائج المهمة إلى إجراءات محددة بمسؤول وتاريخ. استبدل الإرشادات ببيانات المشروع الموثقة.</w:t>
+        <w:t>نموذج بداية مختصر. سجّل بيانات مشروعك ثم شاركها مع نوريفا لإكمال المراجعة.</w:t>
       </w:r>
     </w:p>
     <w:tbl>
       <w:tblPr>
+        <w:tblStyle w:val="TableGrid"/>
         <w:tblW w:type="auto" w:w="0"/>
-        <w:tblLayout w:type="fixed"/>
         <w:tblLook w:firstColumn="1" w:firstRow="1" w:lastColumn="0" w:lastRow="0" w:noHBand="0" w:noVBand="1" w:val="04A0"/>
       </w:tblPr>
       <w:tblGrid>
-        <w:gridCol w:w="2520"/>
-        <w:gridCol w:w="2520"/>
-        <w:gridCol w:w="2520"/>
-        <w:gridCol w:w="2520"/>
+        <w:gridCol w:w="5112"/>
+        <w:gridCol w:w="5112"/>
       </w:tblGrid>
       <w:tr>
         <w:tc>
           <w:tcPr>
-            <w:tcW w:type="dxa" w:w="5040"/>
-            <w:gridSpan w:val="2"/>
-            <w:shd w:fill="EAF2F6"/>
-            <w:tcBorders>
-              <w:top w:val="single" w:sz="4" w:color="D9D9D9"/>
-              <w:left w:val="single" w:sz="4" w:color="D9D9D9"/>
-              <w:bottom w:val="single" w:sz="4" w:color="D9D9D9"/>
-              <w:right w:val="single" w:sz="4" w:color="D9D9D9"/>
-              <w:insideH w:val="single" w:sz="4" w:color="D9D9D9"/>
-              <w:insideV w:val="single" w:sz="4" w:color="D9D9D9"/>
-            </w:tcBorders>
-            <w:vAlign w:val="center"/>
+            <w:tcW w:type="dxa" w:w="5112"/>
           </w:tcPr>
           <w:p>
             <w:r>
-              <w:rPr>
-                <w:b/>
-              </w:rPr>
               <w:t>Project / المشروع</w:t>
             </w:r>
           </w:p>
         </w:tc>
         <w:tc>
           <w:tcPr>
-            <w:tcW w:type="dxa" w:w="5040"/>
-            <w:gridSpan w:val="2"/>
-            <w:tcBorders>
-              <w:top w:val="single" w:sz="4" w:color="D9D9D9"/>
-              <w:left w:val="single" w:sz="4" w:color="D9D9D9"/>
-              <w:bottom w:val="single" w:sz="4" w:color="D9D9D9"/>
-              <w:right w:val="single" w:sz="4" w:color="D9D9D9"/>
-              <w:insideH w:val="single" w:sz="4" w:color="D9D9D9"/>
-              <w:insideV w:val="single" w:sz="4" w:color="D9D9D9"/>
-            </w:tcBorders>
-            <w:vAlign w:val="center"/>
-          </w:tcPr>
-          <w:p>
-            <w:r/>
-          </w:p>
-        </w:tc>
-      </w:tr>
-      <w:tr>
-        <w:tc>
-          <w:tcPr>
-            <w:tcW w:type="dxa" w:w="5040"/>
-            <w:gridSpan w:val="2"/>
-            <w:shd w:fill="EAF2F6"/>
-            <w:tcBorders>
-              <w:top w:val="single" w:sz="4" w:color="D9D9D9"/>
-              <w:left w:val="single" w:sz="4" w:color="D9D9D9"/>
-              <w:bottom w:val="single" w:sz="4" w:color="D9D9D9"/>
-              <w:right w:val="single" w:sz="4" w:color="D9D9D9"/>
-              <w:insideH w:val="single" w:sz="4" w:color="D9D9D9"/>
-              <w:insideV w:val="single" w:sz="4" w:color="D9D9D9"/>
-            </w:tcBorders>
-            <w:vAlign w:val="center"/>
+            <w:tcW w:type="dxa" w:w="5112"/>
           </w:tcPr>
           <w:p>
             <w:r>
-              <w:rPr>
-                <w:b/>
-              </w:rPr>
-              <w:t>Prepared by / إعداد</w:t>
-            </w:r>
-          </w:p>
-        </w:tc>
-        <w:tc>
-          <w:tcPr>
-            <w:tcW w:type="dxa" w:w="5040"/>
-            <w:gridSpan w:val="2"/>
-            <w:tcBorders>
-              <w:top w:val="single" w:sz="4" w:color="D9D9D9"/>
-              <w:left w:val="single" w:sz="4" w:color="D9D9D9"/>
-              <w:bottom w:val="single" w:sz="4" w:color="D9D9D9"/>
-              <w:right w:val="single" w:sz="4" w:color="D9D9D9"/>
-              <w:insideH w:val="single" w:sz="4" w:color="D9D9D9"/>
-              <w:insideV w:val="single" w:sz="4" w:color="D9D9D9"/>
-            </w:tcBorders>
-            <w:vAlign w:val="center"/>
-          </w:tcPr>
-          <w:p>
-            <w:r/>
-          </w:p>
-        </w:tc>
-      </w:tr>
-      <w:tr>
-        <w:tc>
-          <w:tcPr>
-            <w:tcW w:type="dxa" w:w="5040"/>
-            <w:gridSpan w:val="2"/>
-            <w:shd w:fill="EAF2F6"/>
-            <w:tcBorders>
-              <w:top w:val="single" w:sz="4" w:color="D9D9D9"/>
-              <w:left w:val="single" w:sz="4" w:color="D9D9D9"/>
-              <w:bottom w:val="single" w:sz="4" w:color="D9D9D9"/>
-              <w:right w:val="single" w:sz="4" w:color="D9D9D9"/>
-              <w:insideH w:val="single" w:sz="4" w:color="D9D9D9"/>
-              <w:insideV w:val="single" w:sz="4" w:color="D9D9D9"/>
-            </w:tcBorders>
-            <w:vAlign w:val="center"/>
-          </w:tcPr>
-          <w:p>
-            <w:r>
-              <w:rPr>
-                <w:b/>
-              </w:rPr>
-              <w:t>Review date / تاريخ المراجعة</w:t>
-            </w:r>
-          </w:p>
-        </w:tc>
-        <w:tc>
-          <w:tcPr>
-            <w:tcW w:type="dxa" w:w="5040"/>
-            <w:gridSpan w:val="2"/>
-            <w:tcBorders>
-              <w:top w:val="single" w:sz="4" w:color="D9D9D9"/>
-              <w:left w:val="single" w:sz="4" w:color="D9D9D9"/>
-              <w:bottom w:val="single" w:sz="4" w:color="D9D9D9"/>
-              <w:right w:val="single" w:sz="4" w:color="D9D9D9"/>
-              <w:insideH w:val="single" w:sz="4" w:color="D9D9D9"/>
-              <w:insideV w:val="single" w:sz="4" w:color="D9D9D9"/>
-            </w:tcBorders>
-            <w:vAlign w:val="center"/>
-          </w:tcPr>
-          <w:p>
-            <w:r/>
-          </w:p>
-        </w:tc>
-      </w:tr>
-      <w:tr>
-        <w:tc>
-          <w:tcPr>
-            <w:tcW w:type="dxa" w:w="5040"/>
-            <w:gridSpan w:val="2"/>
-            <w:shd w:fill="EAF2F6"/>
-            <w:tcBorders>
-              <w:top w:val="single" w:sz="4" w:color="D9D9D9"/>
-              <w:left w:val="single" w:sz="4" w:color="D9D9D9"/>
-              <w:bottom w:val="single" w:sz="4" w:color="D9D9D9"/>
-              <w:right w:val="single" w:sz="4" w:color="D9D9D9"/>
-              <w:insideH w:val="single" w:sz="4" w:color="D9D9D9"/>
-              <w:insideV w:val="single" w:sz="4" w:color="D9D9D9"/>
-            </w:tcBorders>
-            <w:vAlign w:val="center"/>
-          </w:tcPr>
-          <w:p>
-            <w:r>
-              <w:rPr>
-                <w:b/>
-              </w:rPr>
-              <w:t>Decision owner / صاحب القرار</w:t>
-            </w:r>
-          </w:p>
-        </w:tc>
-        <w:tc>
-          <w:tcPr>
-            <w:tcW w:type="dxa" w:w="5040"/>
-            <w:gridSpan w:val="2"/>
-            <w:tcBorders>
-              <w:top w:val="single" w:sz="4" w:color="D9D9D9"/>
-              <w:left w:val="single" w:sz="4" w:color="D9D9D9"/>
-              <w:bottom w:val="single" w:sz="4" w:color="D9D9D9"/>
-              <w:right w:val="single" w:sz="4" w:color="D9D9D9"/>
-              <w:insideH w:val="single" w:sz="4" w:color="D9D9D9"/>
-              <w:insideV w:val="single" w:sz="4" w:color="D9D9D9"/>
-            </w:tcBorders>
-            <w:vAlign w:val="center"/>
-          </w:tcPr>
-          <w:p>
-            <w:r/>
-          </w:p>
-        </w:tc>
-      </w:tr>
-    </w:tbl>
-    <w:p/>
-    <w:p>
-      <w:pPr>
-        <w:pStyle w:val="Heading1"/>
-      </w:pPr>
-      <w:r>
-        <w:rPr>
-          <w:b/>
-        </w:rPr>
-        <w:t>Commercial objective</w:t>
-      </w:r>
-    </w:p>
-    <w:p>
-      <w:pPr>
-        <w:bidi w:val="1"/>
-        <w:jc w:val="right"/>
-      </w:pPr>
-      <w:r>
-        <w:t>الهدف التجاري</w:t>
-      </w:r>
-    </w:p>
-    <w:p>
-      <w:r>
-        <w:rPr>
-          <w:b/>
-        </w:rPr>
-        <w:t>Purpose and decision required / الغرض والقرار المطلوب</w:t>
-      </w:r>
-    </w:p>
-    <w:p>
-      <w:r>
-        <w:t>Record the verified facts, the source, the implication for the restaurant and the decision or action required.</w:t>
-      </w:r>
-    </w:p>
-    <w:p>
-      <w:pPr>
-        <w:bidi w:val="1"/>
-        <w:jc w:val="right"/>
-      </w:pPr>
-      <w:r>
-        <w:t>سجل الحقائق الموثقة ومصدرها وأثرها على المطعم والقرار أو الإجراء المطلوب.</w:t>
-      </w:r>
-    </w:p>
-    <w:tbl>
-      <w:tblPr>
-        <w:tblW w:type="auto" w:w="0"/>
-        <w:tblLayout w:type="fixed"/>
-        <w:tblLook w:firstColumn="1" w:firstRow="1" w:lastColumn="0" w:lastRow="0" w:noHBand="0" w:noVBand="1" w:val="04A0"/>
-      </w:tblPr>
-      <w:tblGrid>
-        <w:gridCol w:w="2520"/>
-        <w:gridCol w:w="2520"/>
-        <w:gridCol w:w="2520"/>
-        <w:gridCol w:w="2520"/>
-      </w:tblGrid>
-      <w:tr>
-        <w:tc>
-          <w:tcPr>
-            <w:tcW w:type="dxa" w:w="2520"/>
-            <w:shd w:fill="17324D"/>
-            <w:tcBorders>
-              <w:top w:val="single" w:sz="4" w:color="D9D9D9"/>
-              <w:left w:val="single" w:sz="4" w:color="D9D9D9"/>
-              <w:bottom w:val="single" w:sz="4" w:color="D9D9D9"/>
-              <w:right w:val="single" w:sz="4" w:color="D9D9D9"/>
-              <w:insideH w:val="single" w:sz="4" w:color="D9D9D9"/>
-              <w:insideV w:val="single" w:sz="4" w:color="D9D9D9"/>
-            </w:tcBorders>
-            <w:vAlign w:val="center"/>
-          </w:tcPr>
-          <w:p>
-            <w:r>
-              <w:rPr>
-                <w:b/>
-                <w:color w:val="FFFFFF"/>
-              </w:rPr>
-              <w:t>Evidence / الدليل</w:t>
-            </w:r>
-          </w:p>
-        </w:tc>
-        <w:tc>
-          <w:tcPr>
-            <w:tcW w:type="dxa" w:w="2520"/>
-            <w:shd w:fill="17324D"/>
-            <w:tcBorders>
-              <w:top w:val="single" w:sz="4" w:color="D9D9D9"/>
-              <w:left w:val="single" w:sz="4" w:color="D9D9D9"/>
-              <w:bottom w:val="single" w:sz="4" w:color="D9D9D9"/>
-              <w:right w:val="single" w:sz="4" w:color="D9D9D9"/>
-              <w:insideH w:val="single" w:sz="4" w:color="D9D9D9"/>
-              <w:insideV w:val="single" w:sz="4" w:color="D9D9D9"/>
-            </w:tcBorders>
-            <w:vAlign w:val="center"/>
-          </w:tcPr>
-          <w:p>
-            <w:r>
-              <w:rPr>
-                <w:b/>
-                <w:color w:val="FFFFFF"/>
-              </w:rPr>
-              <w:t>Source / المصدر</w:t>
-            </w:r>
-          </w:p>
-        </w:tc>
-        <w:tc>
-          <w:tcPr>
-            <w:tcW w:type="dxa" w:w="2520"/>
-            <w:shd w:fill="17324D"/>
-            <w:tcBorders>
-              <w:top w:val="single" w:sz="4" w:color="D9D9D9"/>
-              <w:left w:val="single" w:sz="4" w:color="D9D9D9"/>
-              <w:bottom w:val="single" w:sz="4" w:color="D9D9D9"/>
-              <w:right w:val="single" w:sz="4" w:color="D9D9D9"/>
-              <w:insideH w:val="single" w:sz="4" w:color="D9D9D9"/>
-              <w:insideV w:val="single" w:sz="4" w:color="D9D9D9"/>
-            </w:tcBorders>
-            <w:vAlign w:val="center"/>
-          </w:tcPr>
-          <w:p>
-            <w:r>
-              <w:rPr>
-                <w:b/>
-                <w:color w:val="FFFFFF"/>
-              </w:rPr>
-              <w:t>Implication / الأثر</w:t>
-            </w:r>
-          </w:p>
-        </w:tc>
-        <w:tc>
-          <w:tcPr>
-            <w:tcW w:type="dxa" w:w="2520"/>
-            <w:shd w:fill="17324D"/>
-            <w:tcBorders>
-              <w:top w:val="single" w:sz="4" w:color="D9D9D9"/>
-              <w:left w:val="single" w:sz="4" w:color="D9D9D9"/>
-              <w:bottom w:val="single" w:sz="4" w:color="D9D9D9"/>
-              <w:right w:val="single" w:sz="4" w:color="D9D9D9"/>
-              <w:insideH w:val="single" w:sz="4" w:color="D9D9D9"/>
-              <w:insideV w:val="single" w:sz="4" w:color="D9D9D9"/>
-            </w:tcBorders>
-            <w:vAlign w:val="center"/>
-          </w:tcPr>
-          <w:p>
-            <w:r>
-              <w:rPr>
-                <w:b/>
-                <w:color w:val="FFFFFF"/>
-              </w:rPr>
-              <w:t>Action / الإجراء</w:t>
+              <w:t>Date / التاريخ</w:t>
             </w:r>
           </w:p>
         </w:tc>
@@ -395,3312 +104,156 @@
       <w:tr>
         <w:tc>
           <w:tcPr>
-            <w:tcW w:type="dxa" w:w="2520"/>
-            <w:tcBorders>
-              <w:top w:val="single" w:sz="4" w:color="D9D9D9"/>
-              <w:left w:val="single" w:sz="4" w:color="D9D9D9"/>
-              <w:bottom w:val="single" w:sz="4" w:color="D9D9D9"/>
-              <w:right w:val="single" w:sz="4" w:color="D9D9D9"/>
-              <w:insideH w:val="single" w:sz="4" w:color="D9D9D9"/>
-              <w:insideV w:val="single" w:sz="4" w:color="D9D9D9"/>
-            </w:tcBorders>
-            <w:vAlign w:val="center"/>
-          </w:tcPr>
-          <w:p/>
-        </w:tc>
-        <w:tc>
-          <w:tcPr>
-            <w:tcW w:type="dxa" w:w="2520"/>
-            <w:tcBorders>
-              <w:top w:val="single" w:sz="4" w:color="D9D9D9"/>
-              <w:left w:val="single" w:sz="4" w:color="D9D9D9"/>
-              <w:bottom w:val="single" w:sz="4" w:color="D9D9D9"/>
-              <w:right w:val="single" w:sz="4" w:color="D9D9D9"/>
-              <w:insideH w:val="single" w:sz="4" w:color="D9D9D9"/>
-              <w:insideV w:val="single" w:sz="4" w:color="D9D9D9"/>
-            </w:tcBorders>
-            <w:vAlign w:val="center"/>
-          </w:tcPr>
-          <w:p/>
-        </w:tc>
-        <w:tc>
-          <w:tcPr>
-            <w:tcW w:type="dxa" w:w="2520"/>
-            <w:tcBorders>
-              <w:top w:val="single" w:sz="4" w:color="D9D9D9"/>
-              <w:left w:val="single" w:sz="4" w:color="D9D9D9"/>
-              <w:bottom w:val="single" w:sz="4" w:color="D9D9D9"/>
-              <w:right w:val="single" w:sz="4" w:color="D9D9D9"/>
-              <w:insideH w:val="single" w:sz="4" w:color="D9D9D9"/>
-              <w:insideV w:val="single" w:sz="4" w:color="D9D9D9"/>
-            </w:tcBorders>
-            <w:vAlign w:val="center"/>
-          </w:tcPr>
-          <w:p/>
-        </w:tc>
-        <w:tc>
-          <w:tcPr>
-            <w:tcW w:type="dxa" w:w="2520"/>
-            <w:tcBorders>
-              <w:top w:val="single" w:sz="4" w:color="D9D9D9"/>
-              <w:left w:val="single" w:sz="4" w:color="D9D9D9"/>
-              <w:bottom w:val="single" w:sz="4" w:color="D9D9D9"/>
-              <w:right w:val="single" w:sz="4" w:color="D9D9D9"/>
-              <w:insideH w:val="single" w:sz="4" w:color="D9D9D9"/>
-              <w:insideV w:val="single" w:sz="4" w:color="D9D9D9"/>
-            </w:tcBorders>
-            <w:vAlign w:val="center"/>
-          </w:tcPr>
-          <w:p/>
-        </w:tc>
-      </w:tr>
-      <w:tr>
-        <w:tc>
-          <w:tcPr>
-            <w:tcW w:type="dxa" w:w="2520"/>
-            <w:tcBorders>
-              <w:top w:val="single" w:sz="4" w:color="D9D9D9"/>
-              <w:left w:val="single" w:sz="4" w:color="D9D9D9"/>
-              <w:bottom w:val="single" w:sz="4" w:color="D9D9D9"/>
-              <w:right w:val="single" w:sz="4" w:color="D9D9D9"/>
-              <w:insideH w:val="single" w:sz="4" w:color="D9D9D9"/>
-              <w:insideV w:val="single" w:sz="4" w:color="D9D9D9"/>
-            </w:tcBorders>
-            <w:vAlign w:val="center"/>
-          </w:tcPr>
-          <w:p/>
-        </w:tc>
-        <w:tc>
-          <w:tcPr>
-            <w:tcW w:type="dxa" w:w="2520"/>
-            <w:tcBorders>
-              <w:top w:val="single" w:sz="4" w:color="D9D9D9"/>
-              <w:left w:val="single" w:sz="4" w:color="D9D9D9"/>
-              <w:bottom w:val="single" w:sz="4" w:color="D9D9D9"/>
-              <w:right w:val="single" w:sz="4" w:color="D9D9D9"/>
-              <w:insideH w:val="single" w:sz="4" w:color="D9D9D9"/>
-              <w:insideV w:val="single" w:sz="4" w:color="D9D9D9"/>
-            </w:tcBorders>
-            <w:vAlign w:val="center"/>
-          </w:tcPr>
-          <w:p/>
-        </w:tc>
-        <w:tc>
-          <w:tcPr>
-            <w:tcW w:type="dxa" w:w="2520"/>
-            <w:tcBorders>
-              <w:top w:val="single" w:sz="4" w:color="D9D9D9"/>
-              <w:left w:val="single" w:sz="4" w:color="D9D9D9"/>
-              <w:bottom w:val="single" w:sz="4" w:color="D9D9D9"/>
-              <w:right w:val="single" w:sz="4" w:color="D9D9D9"/>
-              <w:insideH w:val="single" w:sz="4" w:color="D9D9D9"/>
-              <w:insideV w:val="single" w:sz="4" w:color="D9D9D9"/>
-            </w:tcBorders>
-            <w:vAlign w:val="center"/>
-          </w:tcPr>
-          <w:p/>
-        </w:tc>
-        <w:tc>
-          <w:tcPr>
-            <w:tcW w:type="dxa" w:w="2520"/>
-            <w:tcBorders>
-              <w:top w:val="single" w:sz="4" w:color="D9D9D9"/>
-              <w:left w:val="single" w:sz="4" w:color="D9D9D9"/>
-              <w:bottom w:val="single" w:sz="4" w:color="D9D9D9"/>
-              <w:right w:val="single" w:sz="4" w:color="D9D9D9"/>
-              <w:insideH w:val="single" w:sz="4" w:color="D9D9D9"/>
-              <w:insideV w:val="single" w:sz="4" w:color="D9D9D9"/>
-            </w:tcBorders>
-            <w:vAlign w:val="center"/>
-          </w:tcPr>
-          <w:p/>
-        </w:tc>
-      </w:tr>
-      <w:tr>
-        <w:tc>
-          <w:tcPr>
-            <w:tcW w:type="dxa" w:w="2520"/>
-            <w:tcBorders>
-              <w:top w:val="single" w:sz="4" w:color="D9D9D9"/>
-              <w:left w:val="single" w:sz="4" w:color="D9D9D9"/>
-              <w:bottom w:val="single" w:sz="4" w:color="D9D9D9"/>
-              <w:right w:val="single" w:sz="4" w:color="D9D9D9"/>
-              <w:insideH w:val="single" w:sz="4" w:color="D9D9D9"/>
-              <w:insideV w:val="single" w:sz="4" w:color="D9D9D9"/>
-            </w:tcBorders>
-            <w:vAlign w:val="center"/>
-          </w:tcPr>
-          <w:p/>
-        </w:tc>
-        <w:tc>
-          <w:tcPr>
-            <w:tcW w:type="dxa" w:w="2520"/>
-            <w:tcBorders>
-              <w:top w:val="single" w:sz="4" w:color="D9D9D9"/>
-              <w:left w:val="single" w:sz="4" w:color="D9D9D9"/>
-              <w:bottom w:val="single" w:sz="4" w:color="D9D9D9"/>
-              <w:right w:val="single" w:sz="4" w:color="D9D9D9"/>
-              <w:insideH w:val="single" w:sz="4" w:color="D9D9D9"/>
-              <w:insideV w:val="single" w:sz="4" w:color="D9D9D9"/>
-            </w:tcBorders>
-            <w:vAlign w:val="center"/>
-          </w:tcPr>
-          <w:p/>
-        </w:tc>
-        <w:tc>
-          <w:tcPr>
-            <w:tcW w:type="dxa" w:w="2520"/>
-            <w:tcBorders>
-              <w:top w:val="single" w:sz="4" w:color="D9D9D9"/>
-              <w:left w:val="single" w:sz="4" w:color="D9D9D9"/>
-              <w:bottom w:val="single" w:sz="4" w:color="D9D9D9"/>
-              <w:right w:val="single" w:sz="4" w:color="D9D9D9"/>
-              <w:insideH w:val="single" w:sz="4" w:color="D9D9D9"/>
-              <w:insideV w:val="single" w:sz="4" w:color="D9D9D9"/>
-            </w:tcBorders>
-            <w:vAlign w:val="center"/>
-          </w:tcPr>
-          <w:p/>
-        </w:tc>
-        <w:tc>
-          <w:tcPr>
-            <w:tcW w:type="dxa" w:w="2520"/>
-            <w:tcBorders>
-              <w:top w:val="single" w:sz="4" w:color="D9D9D9"/>
-              <w:left w:val="single" w:sz="4" w:color="D9D9D9"/>
-              <w:bottom w:val="single" w:sz="4" w:color="D9D9D9"/>
-              <w:right w:val="single" w:sz="4" w:color="D9D9D9"/>
-              <w:insideH w:val="single" w:sz="4" w:color="D9D9D9"/>
-              <w:insideV w:val="single" w:sz="4" w:color="D9D9D9"/>
-            </w:tcBorders>
-            <w:vAlign w:val="center"/>
-          </w:tcPr>
-          <w:p/>
-        </w:tc>
-      </w:tr>
-    </w:tbl>
-    <w:p/>
-    <w:p>
-      <w:pPr>
-        <w:pStyle w:val="Heading1"/>
-      </w:pPr>
-      <w:r>
-        <w:rPr>
-          <w:b/>
-        </w:rPr>
-        <w:t>Audience and occasions</w:t>
-      </w:r>
-    </w:p>
-    <w:p>
-      <w:pPr>
-        <w:bidi w:val="1"/>
-        <w:jc w:val="right"/>
-      </w:pPr>
-      <w:r>
-        <w:t>الجمهور والمناسبات</w:t>
-      </w:r>
-    </w:p>
-    <w:p>
-      <w:r>
-        <w:rPr>
-          <w:b/>
-        </w:rPr>
-        <w:t>Purpose and decision required / الغرض والقرار المطلوب</w:t>
-      </w:r>
-    </w:p>
-    <w:p>
-      <w:r>
-        <w:t>Record the verified facts, the source, the implication for the restaurant and the decision or action required.</w:t>
-      </w:r>
-    </w:p>
-    <w:p>
-      <w:pPr>
-        <w:bidi w:val="1"/>
-        <w:jc w:val="right"/>
-      </w:pPr>
-      <w:r>
-        <w:t>سجل الحقائق الموثقة ومصدرها وأثرها على المطعم والقرار أو الإجراء المطلوب.</w:t>
-      </w:r>
-    </w:p>
-    <w:tbl>
-      <w:tblPr>
-        <w:tblW w:type="auto" w:w="0"/>
-        <w:tblLayout w:type="fixed"/>
-        <w:tblLook w:firstColumn="1" w:firstRow="1" w:lastColumn="0" w:lastRow="0" w:noHBand="0" w:noVBand="1" w:val="04A0"/>
-      </w:tblPr>
-      <w:tblGrid>
-        <w:gridCol w:w="2520"/>
-        <w:gridCol w:w="2520"/>
-        <w:gridCol w:w="2520"/>
-        <w:gridCol w:w="2520"/>
-      </w:tblGrid>
-      <w:tr>
-        <w:tc>
-          <w:tcPr>
-            <w:tcW w:type="dxa" w:w="2520"/>
-            <w:shd w:fill="17324D"/>
-            <w:tcBorders>
-              <w:top w:val="single" w:sz="4" w:color="D9D9D9"/>
-              <w:left w:val="single" w:sz="4" w:color="D9D9D9"/>
-              <w:bottom w:val="single" w:sz="4" w:color="D9D9D9"/>
-              <w:right w:val="single" w:sz="4" w:color="D9D9D9"/>
-              <w:insideH w:val="single" w:sz="4" w:color="D9D9D9"/>
-              <w:insideV w:val="single" w:sz="4" w:color="D9D9D9"/>
-            </w:tcBorders>
-            <w:vAlign w:val="center"/>
+            <w:tcW w:type="dxa" w:w="5112"/>
           </w:tcPr>
           <w:p>
             <w:r>
-              <w:rPr>
-                <w:b/>
-                <w:color w:val="FFFFFF"/>
-              </w:rPr>
-              <w:t>Evidence / الدليل</w:t>
+              <w:t>________________</w:t>
             </w:r>
           </w:p>
         </w:tc>
         <w:tc>
           <w:tcPr>
-            <w:tcW w:type="dxa" w:w="2520"/>
-            <w:shd w:fill="17324D"/>
-            <w:tcBorders>
-              <w:top w:val="single" w:sz="4" w:color="D9D9D9"/>
-              <w:left w:val="single" w:sz="4" w:color="D9D9D9"/>
-              <w:bottom w:val="single" w:sz="4" w:color="D9D9D9"/>
-              <w:right w:val="single" w:sz="4" w:color="D9D9D9"/>
-              <w:insideH w:val="single" w:sz="4" w:color="D9D9D9"/>
-              <w:insideV w:val="single" w:sz="4" w:color="D9D9D9"/>
-            </w:tcBorders>
-            <w:vAlign w:val="center"/>
+            <w:tcW w:type="dxa" w:w="5112"/>
           </w:tcPr>
           <w:p>
             <w:r>
-              <w:rPr>
-                <w:b/>
-                <w:color w:val="FFFFFF"/>
-              </w:rPr>
-              <w:t>Source / المصدر</w:t>
-            </w:r>
-          </w:p>
-        </w:tc>
-        <w:tc>
-          <w:tcPr>
-            <w:tcW w:type="dxa" w:w="2520"/>
-            <w:shd w:fill="17324D"/>
-            <w:tcBorders>
-              <w:top w:val="single" w:sz="4" w:color="D9D9D9"/>
-              <w:left w:val="single" w:sz="4" w:color="D9D9D9"/>
-              <w:bottom w:val="single" w:sz="4" w:color="D9D9D9"/>
-              <w:right w:val="single" w:sz="4" w:color="D9D9D9"/>
-              <w:insideH w:val="single" w:sz="4" w:color="D9D9D9"/>
-              <w:insideV w:val="single" w:sz="4" w:color="D9D9D9"/>
-            </w:tcBorders>
-            <w:vAlign w:val="center"/>
-          </w:tcPr>
-          <w:p>
-            <w:r>
-              <w:rPr>
-                <w:b/>
-                <w:color w:val="FFFFFF"/>
-              </w:rPr>
-              <w:t>Implication / الأثر</w:t>
-            </w:r>
-          </w:p>
-        </w:tc>
-        <w:tc>
-          <w:tcPr>
-            <w:tcW w:type="dxa" w:w="2520"/>
-            <w:shd w:fill="17324D"/>
-            <w:tcBorders>
-              <w:top w:val="single" w:sz="4" w:color="D9D9D9"/>
-              <w:left w:val="single" w:sz="4" w:color="D9D9D9"/>
-              <w:bottom w:val="single" w:sz="4" w:color="D9D9D9"/>
-              <w:right w:val="single" w:sz="4" w:color="D9D9D9"/>
-              <w:insideH w:val="single" w:sz="4" w:color="D9D9D9"/>
-              <w:insideV w:val="single" w:sz="4" w:color="D9D9D9"/>
-            </w:tcBorders>
-            <w:vAlign w:val="center"/>
-          </w:tcPr>
-          <w:p>
-            <w:r>
-              <w:rPr>
-                <w:b/>
-                <w:color w:val="FFFFFF"/>
-              </w:rPr>
-              <w:t>Action / الإجراء</w:t>
+              <w:t>________________</w:t>
             </w:r>
           </w:p>
         </w:tc>
       </w:tr>
-      <w:tr>
-        <w:tc>
-          <w:tcPr>
-            <w:tcW w:type="dxa" w:w="2520"/>
-            <w:tcBorders>
-              <w:top w:val="single" w:sz="4" w:color="D9D9D9"/>
-              <w:left w:val="single" w:sz="4" w:color="D9D9D9"/>
-              <w:bottom w:val="single" w:sz="4" w:color="D9D9D9"/>
-              <w:right w:val="single" w:sz="4" w:color="D9D9D9"/>
-              <w:insideH w:val="single" w:sz="4" w:color="D9D9D9"/>
-              <w:insideV w:val="single" w:sz="4" w:color="D9D9D9"/>
-            </w:tcBorders>
-            <w:vAlign w:val="center"/>
-          </w:tcPr>
-          <w:p/>
-        </w:tc>
-        <w:tc>
-          <w:tcPr>
-            <w:tcW w:type="dxa" w:w="2520"/>
-            <w:tcBorders>
-              <w:top w:val="single" w:sz="4" w:color="D9D9D9"/>
-              <w:left w:val="single" w:sz="4" w:color="D9D9D9"/>
-              <w:bottom w:val="single" w:sz="4" w:color="D9D9D9"/>
-              <w:right w:val="single" w:sz="4" w:color="D9D9D9"/>
-              <w:insideH w:val="single" w:sz="4" w:color="D9D9D9"/>
-              <w:insideV w:val="single" w:sz="4" w:color="D9D9D9"/>
-            </w:tcBorders>
-            <w:vAlign w:val="center"/>
-          </w:tcPr>
-          <w:p/>
-        </w:tc>
-        <w:tc>
-          <w:tcPr>
-            <w:tcW w:type="dxa" w:w="2520"/>
-            <w:tcBorders>
-              <w:top w:val="single" w:sz="4" w:color="D9D9D9"/>
-              <w:left w:val="single" w:sz="4" w:color="D9D9D9"/>
-              <w:bottom w:val="single" w:sz="4" w:color="D9D9D9"/>
-              <w:right w:val="single" w:sz="4" w:color="D9D9D9"/>
-              <w:insideH w:val="single" w:sz="4" w:color="D9D9D9"/>
-              <w:insideV w:val="single" w:sz="4" w:color="D9D9D9"/>
-            </w:tcBorders>
-            <w:vAlign w:val="center"/>
-          </w:tcPr>
-          <w:p/>
-        </w:tc>
-        <w:tc>
-          <w:tcPr>
-            <w:tcW w:type="dxa" w:w="2520"/>
-            <w:tcBorders>
-              <w:top w:val="single" w:sz="4" w:color="D9D9D9"/>
-              <w:left w:val="single" w:sz="4" w:color="D9D9D9"/>
-              <w:bottom w:val="single" w:sz="4" w:color="D9D9D9"/>
-              <w:right w:val="single" w:sz="4" w:color="D9D9D9"/>
-              <w:insideH w:val="single" w:sz="4" w:color="D9D9D9"/>
-              <w:insideV w:val="single" w:sz="4" w:color="D9D9D9"/>
-            </w:tcBorders>
-            <w:vAlign w:val="center"/>
-          </w:tcPr>
-          <w:p/>
-        </w:tc>
-      </w:tr>
-      <w:tr>
-        <w:tc>
-          <w:tcPr>
-            <w:tcW w:type="dxa" w:w="2520"/>
-            <w:tcBorders>
-              <w:top w:val="single" w:sz="4" w:color="D9D9D9"/>
-              <w:left w:val="single" w:sz="4" w:color="D9D9D9"/>
-              <w:bottom w:val="single" w:sz="4" w:color="D9D9D9"/>
-              <w:right w:val="single" w:sz="4" w:color="D9D9D9"/>
-              <w:insideH w:val="single" w:sz="4" w:color="D9D9D9"/>
-              <w:insideV w:val="single" w:sz="4" w:color="D9D9D9"/>
-            </w:tcBorders>
-            <w:vAlign w:val="center"/>
-          </w:tcPr>
-          <w:p/>
-        </w:tc>
-        <w:tc>
-          <w:tcPr>
-            <w:tcW w:type="dxa" w:w="2520"/>
-            <w:tcBorders>
-              <w:top w:val="single" w:sz="4" w:color="D9D9D9"/>
-              <w:left w:val="single" w:sz="4" w:color="D9D9D9"/>
-              <w:bottom w:val="single" w:sz="4" w:color="D9D9D9"/>
-              <w:right w:val="single" w:sz="4" w:color="D9D9D9"/>
-              <w:insideH w:val="single" w:sz="4" w:color="D9D9D9"/>
-              <w:insideV w:val="single" w:sz="4" w:color="D9D9D9"/>
-            </w:tcBorders>
-            <w:vAlign w:val="center"/>
-          </w:tcPr>
-          <w:p/>
-        </w:tc>
-        <w:tc>
-          <w:tcPr>
-            <w:tcW w:type="dxa" w:w="2520"/>
-            <w:tcBorders>
-              <w:top w:val="single" w:sz="4" w:color="D9D9D9"/>
-              <w:left w:val="single" w:sz="4" w:color="D9D9D9"/>
-              <w:bottom w:val="single" w:sz="4" w:color="D9D9D9"/>
-              <w:right w:val="single" w:sz="4" w:color="D9D9D9"/>
-              <w:insideH w:val="single" w:sz="4" w:color="D9D9D9"/>
-              <w:insideV w:val="single" w:sz="4" w:color="D9D9D9"/>
-            </w:tcBorders>
-            <w:vAlign w:val="center"/>
-          </w:tcPr>
-          <w:p/>
-        </w:tc>
-        <w:tc>
-          <w:tcPr>
-            <w:tcW w:type="dxa" w:w="2520"/>
-            <w:tcBorders>
-              <w:top w:val="single" w:sz="4" w:color="D9D9D9"/>
-              <w:left w:val="single" w:sz="4" w:color="D9D9D9"/>
-              <w:bottom w:val="single" w:sz="4" w:color="D9D9D9"/>
-              <w:right w:val="single" w:sz="4" w:color="D9D9D9"/>
-              <w:insideH w:val="single" w:sz="4" w:color="D9D9D9"/>
-              <w:insideV w:val="single" w:sz="4" w:color="D9D9D9"/>
-            </w:tcBorders>
-            <w:vAlign w:val="center"/>
-          </w:tcPr>
-          <w:p/>
-        </w:tc>
-      </w:tr>
-      <w:tr>
-        <w:tc>
-          <w:tcPr>
-            <w:tcW w:type="dxa" w:w="2520"/>
-            <w:tcBorders>
-              <w:top w:val="single" w:sz="4" w:color="D9D9D9"/>
-              <w:left w:val="single" w:sz="4" w:color="D9D9D9"/>
-              <w:bottom w:val="single" w:sz="4" w:color="D9D9D9"/>
-              <w:right w:val="single" w:sz="4" w:color="D9D9D9"/>
-              <w:insideH w:val="single" w:sz="4" w:color="D9D9D9"/>
-              <w:insideV w:val="single" w:sz="4" w:color="D9D9D9"/>
-            </w:tcBorders>
-            <w:vAlign w:val="center"/>
-          </w:tcPr>
-          <w:p/>
-        </w:tc>
-        <w:tc>
-          <w:tcPr>
-            <w:tcW w:type="dxa" w:w="2520"/>
-            <w:tcBorders>
-              <w:top w:val="single" w:sz="4" w:color="D9D9D9"/>
-              <w:left w:val="single" w:sz="4" w:color="D9D9D9"/>
-              <w:bottom w:val="single" w:sz="4" w:color="D9D9D9"/>
-              <w:right w:val="single" w:sz="4" w:color="D9D9D9"/>
-              <w:insideH w:val="single" w:sz="4" w:color="D9D9D9"/>
-              <w:insideV w:val="single" w:sz="4" w:color="D9D9D9"/>
-            </w:tcBorders>
-            <w:vAlign w:val="center"/>
-          </w:tcPr>
-          <w:p/>
-        </w:tc>
-        <w:tc>
-          <w:tcPr>
-            <w:tcW w:type="dxa" w:w="2520"/>
-            <w:tcBorders>
-              <w:top w:val="single" w:sz="4" w:color="D9D9D9"/>
-              <w:left w:val="single" w:sz="4" w:color="D9D9D9"/>
-              <w:bottom w:val="single" w:sz="4" w:color="D9D9D9"/>
-              <w:right w:val="single" w:sz="4" w:color="D9D9D9"/>
-              <w:insideH w:val="single" w:sz="4" w:color="D9D9D9"/>
-              <w:insideV w:val="single" w:sz="4" w:color="D9D9D9"/>
-            </w:tcBorders>
-            <w:vAlign w:val="center"/>
-          </w:tcPr>
-          <w:p/>
-        </w:tc>
-        <w:tc>
-          <w:tcPr>
-            <w:tcW w:type="dxa" w:w="2520"/>
-            <w:tcBorders>
-              <w:top w:val="single" w:sz="4" w:color="D9D9D9"/>
-              <w:left w:val="single" w:sz="4" w:color="D9D9D9"/>
-              <w:bottom w:val="single" w:sz="4" w:color="D9D9D9"/>
-              <w:right w:val="single" w:sz="4" w:color="D9D9D9"/>
-              <w:insideH w:val="single" w:sz="4" w:color="D9D9D9"/>
-              <w:insideV w:val="single" w:sz="4" w:color="D9D9D9"/>
-            </w:tcBorders>
-            <w:vAlign w:val="center"/>
-          </w:tcPr>
-          <w:p/>
-        </w:tc>
-      </w:tr>
     </w:tbl>
-    <w:p/>
     <w:p>
       <w:pPr>
-        <w:pStyle w:val="Heading1"/>
+        <w:pStyle w:val="Heading2"/>
       </w:pPr>
       <w:r>
-        <w:rPr>
-          <w:b/>
-        </w:rPr>
-        <w:t>Position and message</w:t>
+        <w:t>Positioning and messaging section</w:t>
       </w:r>
     </w:p>
     <w:p>
       <w:pPr>
-        <w:bidi w:val="1"/>
         <w:jc w:val="right"/>
+        <w:bidi/>
       </w:pPr>
       <w:r>
-        <w:t>التموضع والرسالة</w:t>
+        <w:t>قسم التموضع والرسائل</w:t>
       </w:r>
     </w:p>
     <w:p>
       <w:r>
-        <w:rPr>
-          <w:b/>
-        </w:rPr>
-        <w:t>Purpose and decision required / الغرض والقرار المطلوب</w:t>
+        <w:t>Evidence / الدليل: ______________________________________________</w:t>
       </w:r>
     </w:p>
     <w:p>
       <w:r>
-        <w:t>Record the verified facts, the source, the implication for the restaurant and the decision or action required.</w:t>
+        <w:t>Decision or action / القرار أو الإجراء: ______________________________</w:t>
       </w:r>
     </w:p>
     <w:p>
       <w:pPr>
-        <w:bidi w:val="1"/>
-        <w:jc w:val="right"/>
+        <w:pStyle w:val="Heading2"/>
       </w:pPr>
       <w:r>
-        <w:t>سجل الحقائق الموثقة ومصدرها وأثرها على المطعم والقرار أو الإجراء المطلوب.</w:t>
-      </w:r>
-    </w:p>
-    <w:tbl>
-      <w:tblPr>
-        <w:tblW w:type="auto" w:w="0"/>
-        <w:tblLayout w:type="fixed"/>
-        <w:tblLook w:firstColumn="1" w:firstRow="1" w:lastColumn="0" w:lastRow="0" w:noHBand="0" w:noVBand="1" w:val="04A0"/>
-      </w:tblPr>
-      <w:tblGrid>
-        <w:gridCol w:w="2520"/>
-        <w:gridCol w:w="2520"/>
-        <w:gridCol w:w="2520"/>
-        <w:gridCol w:w="2520"/>
-      </w:tblGrid>
-      <w:tr>
-        <w:tc>
-          <w:tcPr>
-            <w:tcW w:type="dxa" w:w="2520"/>
-            <w:shd w:fill="17324D"/>
-            <w:tcBorders>
-              <w:top w:val="single" w:sz="4" w:color="D9D9D9"/>
-              <w:left w:val="single" w:sz="4" w:color="D9D9D9"/>
-              <w:bottom w:val="single" w:sz="4" w:color="D9D9D9"/>
-              <w:right w:val="single" w:sz="4" w:color="D9D9D9"/>
-              <w:insideH w:val="single" w:sz="4" w:color="D9D9D9"/>
-              <w:insideV w:val="single" w:sz="4" w:color="D9D9D9"/>
-            </w:tcBorders>
-            <w:vAlign w:val="center"/>
-          </w:tcPr>
-          <w:p>
-            <w:r>
-              <w:rPr>
-                <w:b/>
-                <w:color w:val="FFFFFF"/>
-              </w:rPr>
-              <w:t>Evidence / الدليل</w:t>
-            </w:r>
-          </w:p>
-        </w:tc>
-        <w:tc>
-          <w:tcPr>
-            <w:tcW w:type="dxa" w:w="2520"/>
-            <w:shd w:fill="17324D"/>
-            <w:tcBorders>
-              <w:top w:val="single" w:sz="4" w:color="D9D9D9"/>
-              <w:left w:val="single" w:sz="4" w:color="D9D9D9"/>
-              <w:bottom w:val="single" w:sz="4" w:color="D9D9D9"/>
-              <w:right w:val="single" w:sz="4" w:color="D9D9D9"/>
-              <w:insideH w:val="single" w:sz="4" w:color="D9D9D9"/>
-              <w:insideV w:val="single" w:sz="4" w:color="D9D9D9"/>
-            </w:tcBorders>
-            <w:vAlign w:val="center"/>
-          </w:tcPr>
-          <w:p>
-            <w:r>
-              <w:rPr>
-                <w:b/>
-                <w:color w:val="FFFFFF"/>
-              </w:rPr>
-              <w:t>Source / المصدر</w:t>
-            </w:r>
-          </w:p>
-        </w:tc>
-        <w:tc>
-          <w:tcPr>
-            <w:tcW w:type="dxa" w:w="2520"/>
-            <w:shd w:fill="17324D"/>
-            <w:tcBorders>
-              <w:top w:val="single" w:sz="4" w:color="D9D9D9"/>
-              <w:left w:val="single" w:sz="4" w:color="D9D9D9"/>
-              <w:bottom w:val="single" w:sz="4" w:color="D9D9D9"/>
-              <w:right w:val="single" w:sz="4" w:color="D9D9D9"/>
-              <w:insideH w:val="single" w:sz="4" w:color="D9D9D9"/>
-              <w:insideV w:val="single" w:sz="4" w:color="D9D9D9"/>
-            </w:tcBorders>
-            <w:vAlign w:val="center"/>
-          </w:tcPr>
-          <w:p>
-            <w:r>
-              <w:rPr>
-                <w:b/>
-                <w:color w:val="FFFFFF"/>
-              </w:rPr>
-              <w:t>Implication / الأثر</w:t>
-            </w:r>
-          </w:p>
-        </w:tc>
-        <w:tc>
-          <w:tcPr>
-            <w:tcW w:type="dxa" w:w="2520"/>
-            <w:shd w:fill="17324D"/>
-            <w:tcBorders>
-              <w:top w:val="single" w:sz="4" w:color="D9D9D9"/>
-              <w:left w:val="single" w:sz="4" w:color="D9D9D9"/>
-              <w:bottom w:val="single" w:sz="4" w:color="D9D9D9"/>
-              <w:right w:val="single" w:sz="4" w:color="D9D9D9"/>
-              <w:insideH w:val="single" w:sz="4" w:color="D9D9D9"/>
-              <w:insideV w:val="single" w:sz="4" w:color="D9D9D9"/>
-            </w:tcBorders>
-            <w:vAlign w:val="center"/>
-          </w:tcPr>
-          <w:p>
-            <w:r>
-              <w:rPr>
-                <w:b/>
-                <w:color w:val="FFFFFF"/>
-              </w:rPr>
-              <w:t>Action / الإجراء</w:t>
-            </w:r>
-          </w:p>
-        </w:tc>
-      </w:tr>
-      <w:tr>
-        <w:tc>
-          <w:tcPr>
-            <w:tcW w:type="dxa" w:w="2520"/>
-            <w:tcBorders>
-              <w:top w:val="single" w:sz="4" w:color="D9D9D9"/>
-              <w:left w:val="single" w:sz="4" w:color="D9D9D9"/>
-              <w:bottom w:val="single" w:sz="4" w:color="D9D9D9"/>
-              <w:right w:val="single" w:sz="4" w:color="D9D9D9"/>
-              <w:insideH w:val="single" w:sz="4" w:color="D9D9D9"/>
-              <w:insideV w:val="single" w:sz="4" w:color="D9D9D9"/>
-            </w:tcBorders>
-            <w:vAlign w:val="center"/>
-          </w:tcPr>
-          <w:p/>
-        </w:tc>
-        <w:tc>
-          <w:tcPr>
-            <w:tcW w:type="dxa" w:w="2520"/>
-            <w:tcBorders>
-              <w:top w:val="single" w:sz="4" w:color="D9D9D9"/>
-              <w:left w:val="single" w:sz="4" w:color="D9D9D9"/>
-              <w:bottom w:val="single" w:sz="4" w:color="D9D9D9"/>
-              <w:right w:val="single" w:sz="4" w:color="D9D9D9"/>
-              <w:insideH w:val="single" w:sz="4" w:color="D9D9D9"/>
-              <w:insideV w:val="single" w:sz="4" w:color="D9D9D9"/>
-            </w:tcBorders>
-            <w:vAlign w:val="center"/>
-          </w:tcPr>
-          <w:p/>
-        </w:tc>
-        <w:tc>
-          <w:tcPr>
-            <w:tcW w:type="dxa" w:w="2520"/>
-            <w:tcBorders>
-              <w:top w:val="single" w:sz="4" w:color="D9D9D9"/>
-              <w:left w:val="single" w:sz="4" w:color="D9D9D9"/>
-              <w:bottom w:val="single" w:sz="4" w:color="D9D9D9"/>
-              <w:right w:val="single" w:sz="4" w:color="D9D9D9"/>
-              <w:insideH w:val="single" w:sz="4" w:color="D9D9D9"/>
-              <w:insideV w:val="single" w:sz="4" w:color="D9D9D9"/>
-            </w:tcBorders>
-            <w:vAlign w:val="center"/>
-          </w:tcPr>
-          <w:p/>
-        </w:tc>
-        <w:tc>
-          <w:tcPr>
-            <w:tcW w:type="dxa" w:w="2520"/>
-            <w:tcBorders>
-              <w:top w:val="single" w:sz="4" w:color="D9D9D9"/>
-              <w:left w:val="single" w:sz="4" w:color="D9D9D9"/>
-              <w:bottom w:val="single" w:sz="4" w:color="D9D9D9"/>
-              <w:right w:val="single" w:sz="4" w:color="D9D9D9"/>
-              <w:insideH w:val="single" w:sz="4" w:color="D9D9D9"/>
-              <w:insideV w:val="single" w:sz="4" w:color="D9D9D9"/>
-            </w:tcBorders>
-            <w:vAlign w:val="center"/>
-          </w:tcPr>
-          <w:p/>
-        </w:tc>
-      </w:tr>
-      <w:tr>
-        <w:tc>
-          <w:tcPr>
-            <w:tcW w:type="dxa" w:w="2520"/>
-            <w:tcBorders>
-              <w:top w:val="single" w:sz="4" w:color="D9D9D9"/>
-              <w:left w:val="single" w:sz="4" w:color="D9D9D9"/>
-              <w:bottom w:val="single" w:sz="4" w:color="D9D9D9"/>
-              <w:right w:val="single" w:sz="4" w:color="D9D9D9"/>
-              <w:insideH w:val="single" w:sz="4" w:color="D9D9D9"/>
-              <w:insideV w:val="single" w:sz="4" w:color="D9D9D9"/>
-            </w:tcBorders>
-            <w:vAlign w:val="center"/>
-          </w:tcPr>
-          <w:p/>
-        </w:tc>
-        <w:tc>
-          <w:tcPr>
-            <w:tcW w:type="dxa" w:w="2520"/>
-            <w:tcBorders>
-              <w:top w:val="single" w:sz="4" w:color="D9D9D9"/>
-              <w:left w:val="single" w:sz="4" w:color="D9D9D9"/>
-              <w:bottom w:val="single" w:sz="4" w:color="D9D9D9"/>
-              <w:right w:val="single" w:sz="4" w:color="D9D9D9"/>
-              <w:insideH w:val="single" w:sz="4" w:color="D9D9D9"/>
-              <w:insideV w:val="single" w:sz="4" w:color="D9D9D9"/>
-            </w:tcBorders>
-            <w:vAlign w:val="center"/>
-          </w:tcPr>
-          <w:p/>
-        </w:tc>
-        <w:tc>
-          <w:tcPr>
-            <w:tcW w:type="dxa" w:w="2520"/>
-            <w:tcBorders>
-              <w:top w:val="single" w:sz="4" w:color="D9D9D9"/>
-              <w:left w:val="single" w:sz="4" w:color="D9D9D9"/>
-              <w:bottom w:val="single" w:sz="4" w:color="D9D9D9"/>
-              <w:right w:val="single" w:sz="4" w:color="D9D9D9"/>
-              <w:insideH w:val="single" w:sz="4" w:color="D9D9D9"/>
-              <w:insideV w:val="single" w:sz="4" w:color="D9D9D9"/>
-            </w:tcBorders>
-            <w:vAlign w:val="center"/>
-          </w:tcPr>
-          <w:p/>
-        </w:tc>
-        <w:tc>
-          <w:tcPr>
-            <w:tcW w:type="dxa" w:w="2520"/>
-            <w:tcBorders>
-              <w:top w:val="single" w:sz="4" w:color="D9D9D9"/>
-              <w:left w:val="single" w:sz="4" w:color="D9D9D9"/>
-              <w:bottom w:val="single" w:sz="4" w:color="D9D9D9"/>
-              <w:right w:val="single" w:sz="4" w:color="D9D9D9"/>
-              <w:insideH w:val="single" w:sz="4" w:color="D9D9D9"/>
-              <w:insideV w:val="single" w:sz="4" w:color="D9D9D9"/>
-            </w:tcBorders>
-            <w:vAlign w:val="center"/>
-          </w:tcPr>
-          <w:p/>
-        </w:tc>
-      </w:tr>
-      <w:tr>
-        <w:tc>
-          <w:tcPr>
-            <w:tcW w:type="dxa" w:w="2520"/>
-            <w:tcBorders>
-              <w:top w:val="single" w:sz="4" w:color="D9D9D9"/>
-              <w:left w:val="single" w:sz="4" w:color="D9D9D9"/>
-              <w:bottom w:val="single" w:sz="4" w:color="D9D9D9"/>
-              <w:right w:val="single" w:sz="4" w:color="D9D9D9"/>
-              <w:insideH w:val="single" w:sz="4" w:color="D9D9D9"/>
-              <w:insideV w:val="single" w:sz="4" w:color="D9D9D9"/>
-            </w:tcBorders>
-            <w:vAlign w:val="center"/>
-          </w:tcPr>
-          <w:p/>
-        </w:tc>
-        <w:tc>
-          <w:tcPr>
-            <w:tcW w:type="dxa" w:w="2520"/>
-            <w:tcBorders>
-              <w:top w:val="single" w:sz="4" w:color="D9D9D9"/>
-              <w:left w:val="single" w:sz="4" w:color="D9D9D9"/>
-              <w:bottom w:val="single" w:sz="4" w:color="D9D9D9"/>
-              <w:right w:val="single" w:sz="4" w:color="D9D9D9"/>
-              <w:insideH w:val="single" w:sz="4" w:color="D9D9D9"/>
-              <w:insideV w:val="single" w:sz="4" w:color="D9D9D9"/>
-            </w:tcBorders>
-            <w:vAlign w:val="center"/>
-          </w:tcPr>
-          <w:p/>
-        </w:tc>
-        <w:tc>
-          <w:tcPr>
-            <w:tcW w:type="dxa" w:w="2520"/>
-            <w:tcBorders>
-              <w:top w:val="single" w:sz="4" w:color="D9D9D9"/>
-              <w:left w:val="single" w:sz="4" w:color="D9D9D9"/>
-              <w:bottom w:val="single" w:sz="4" w:color="D9D9D9"/>
-              <w:right w:val="single" w:sz="4" w:color="D9D9D9"/>
-              <w:insideH w:val="single" w:sz="4" w:color="D9D9D9"/>
-              <w:insideV w:val="single" w:sz="4" w:color="D9D9D9"/>
-            </w:tcBorders>
-            <w:vAlign w:val="center"/>
-          </w:tcPr>
-          <w:p/>
-        </w:tc>
-        <w:tc>
-          <w:tcPr>
-            <w:tcW w:type="dxa" w:w="2520"/>
-            <w:tcBorders>
-              <w:top w:val="single" w:sz="4" w:color="D9D9D9"/>
-              <w:left w:val="single" w:sz="4" w:color="D9D9D9"/>
-              <w:bottom w:val="single" w:sz="4" w:color="D9D9D9"/>
-              <w:right w:val="single" w:sz="4" w:color="D9D9D9"/>
-              <w:insideH w:val="single" w:sz="4" w:color="D9D9D9"/>
-              <w:insideV w:val="single" w:sz="4" w:color="D9D9D9"/>
-            </w:tcBorders>
-            <w:vAlign w:val="center"/>
-          </w:tcPr>
-          <w:p/>
-        </w:tc>
-      </w:tr>
-    </w:tbl>
-    <w:p/>
-    <w:p>
-      <w:pPr>
-        <w:pStyle w:val="Heading1"/>
-      </w:pPr>
-      <w:r>
-        <w:rPr>
-          <w:b/>
-        </w:rPr>
-        <w:t>Channel plan</w:t>
+        <w:t>Audience and catchment definition</w:t>
       </w:r>
     </w:p>
     <w:p>
       <w:pPr>
-        <w:bidi w:val="1"/>
         <w:jc w:val="right"/>
+        <w:bidi/>
       </w:pPr>
       <w:r>
-        <w:t>خطة القنوات</w:t>
+        <w:t>تعريف الجمهور والنطاق</w:t>
       </w:r>
     </w:p>
     <w:p>
       <w:r>
-        <w:rPr>
-          <w:b/>
-        </w:rPr>
-        <w:t>Purpose and decision required / الغرض والقرار المطلوب</w:t>
+        <w:t>Evidence / الدليل: ______________________________________________</w:t>
       </w:r>
     </w:p>
     <w:p>
       <w:r>
-        <w:t>Record the verified facts, the source, the implication for the restaurant and the decision or action required.</w:t>
+        <w:t>Decision or action / القرار أو الإجراء: ______________________________</w:t>
       </w:r>
     </w:p>
     <w:p>
       <w:pPr>
-        <w:bidi w:val="1"/>
-        <w:jc w:val="right"/>
+        <w:pStyle w:val="Heading2"/>
       </w:pPr>
       <w:r>
-        <w:t>سجل الحقائق الموثقة ومصدرها وأثرها على المطعم والقرار أو الإجراء المطلوب.</w:t>
-      </w:r>
-    </w:p>
-    <w:tbl>
-      <w:tblPr>
-        <w:tblW w:type="auto" w:w="0"/>
-        <w:tblLayout w:type="fixed"/>
-        <w:tblLook w:firstColumn="1" w:firstRow="1" w:lastColumn="0" w:lastRow="0" w:noHBand="0" w:noVBand="1" w:val="04A0"/>
-      </w:tblPr>
-      <w:tblGrid>
-        <w:gridCol w:w="2520"/>
-        <w:gridCol w:w="2520"/>
-        <w:gridCol w:w="2520"/>
-        <w:gridCol w:w="2520"/>
-      </w:tblGrid>
-      <w:tr>
-        <w:tc>
-          <w:tcPr>
-            <w:tcW w:type="dxa" w:w="2520"/>
-            <w:shd w:fill="17324D"/>
-            <w:tcBorders>
-              <w:top w:val="single" w:sz="4" w:color="D9D9D9"/>
-              <w:left w:val="single" w:sz="4" w:color="D9D9D9"/>
-              <w:bottom w:val="single" w:sz="4" w:color="D9D9D9"/>
-              <w:right w:val="single" w:sz="4" w:color="D9D9D9"/>
-              <w:insideH w:val="single" w:sz="4" w:color="D9D9D9"/>
-              <w:insideV w:val="single" w:sz="4" w:color="D9D9D9"/>
-            </w:tcBorders>
-            <w:vAlign w:val="center"/>
-          </w:tcPr>
-          <w:p>
-            <w:r>
-              <w:rPr>
-                <w:b/>
-                <w:color w:val="FFFFFF"/>
-              </w:rPr>
-              <w:t>Evidence / الدليل</w:t>
-            </w:r>
-          </w:p>
-        </w:tc>
-        <w:tc>
-          <w:tcPr>
-            <w:tcW w:type="dxa" w:w="2520"/>
-            <w:shd w:fill="17324D"/>
-            <w:tcBorders>
-              <w:top w:val="single" w:sz="4" w:color="D9D9D9"/>
-              <w:left w:val="single" w:sz="4" w:color="D9D9D9"/>
-              <w:bottom w:val="single" w:sz="4" w:color="D9D9D9"/>
-              <w:right w:val="single" w:sz="4" w:color="D9D9D9"/>
-              <w:insideH w:val="single" w:sz="4" w:color="D9D9D9"/>
-              <w:insideV w:val="single" w:sz="4" w:color="D9D9D9"/>
-            </w:tcBorders>
-            <w:vAlign w:val="center"/>
-          </w:tcPr>
-          <w:p>
-            <w:r>
-              <w:rPr>
-                <w:b/>
-                <w:color w:val="FFFFFF"/>
-              </w:rPr>
-              <w:t>Source / المصدر</w:t>
-            </w:r>
-          </w:p>
-        </w:tc>
-        <w:tc>
-          <w:tcPr>
-            <w:tcW w:type="dxa" w:w="2520"/>
-            <w:shd w:fill="17324D"/>
-            <w:tcBorders>
-              <w:top w:val="single" w:sz="4" w:color="D9D9D9"/>
-              <w:left w:val="single" w:sz="4" w:color="D9D9D9"/>
-              <w:bottom w:val="single" w:sz="4" w:color="D9D9D9"/>
-              <w:right w:val="single" w:sz="4" w:color="D9D9D9"/>
-              <w:insideH w:val="single" w:sz="4" w:color="D9D9D9"/>
-              <w:insideV w:val="single" w:sz="4" w:color="D9D9D9"/>
-            </w:tcBorders>
-            <w:vAlign w:val="center"/>
-          </w:tcPr>
-          <w:p>
-            <w:r>
-              <w:rPr>
-                <w:b/>
-                <w:color w:val="FFFFFF"/>
-              </w:rPr>
-              <w:t>Implication / الأثر</w:t>
-            </w:r>
-          </w:p>
-        </w:tc>
-        <w:tc>
-          <w:tcPr>
-            <w:tcW w:type="dxa" w:w="2520"/>
-            <w:shd w:fill="17324D"/>
-            <w:tcBorders>
-              <w:top w:val="single" w:sz="4" w:color="D9D9D9"/>
-              <w:left w:val="single" w:sz="4" w:color="D9D9D9"/>
-              <w:bottom w:val="single" w:sz="4" w:color="D9D9D9"/>
-              <w:right w:val="single" w:sz="4" w:color="D9D9D9"/>
-              <w:insideH w:val="single" w:sz="4" w:color="D9D9D9"/>
-              <w:insideV w:val="single" w:sz="4" w:color="D9D9D9"/>
-            </w:tcBorders>
-            <w:vAlign w:val="center"/>
-          </w:tcPr>
-          <w:p>
-            <w:r>
-              <w:rPr>
-                <w:b/>
-                <w:color w:val="FFFFFF"/>
-              </w:rPr>
-              <w:t>Action / الإجراء</w:t>
-            </w:r>
-          </w:p>
-        </w:tc>
-      </w:tr>
-      <w:tr>
-        <w:tc>
-          <w:tcPr>
-            <w:tcW w:type="dxa" w:w="2520"/>
-            <w:tcBorders>
-              <w:top w:val="single" w:sz="4" w:color="D9D9D9"/>
-              <w:left w:val="single" w:sz="4" w:color="D9D9D9"/>
-              <w:bottom w:val="single" w:sz="4" w:color="D9D9D9"/>
-              <w:right w:val="single" w:sz="4" w:color="D9D9D9"/>
-              <w:insideH w:val="single" w:sz="4" w:color="D9D9D9"/>
-              <w:insideV w:val="single" w:sz="4" w:color="D9D9D9"/>
-            </w:tcBorders>
-            <w:vAlign w:val="center"/>
-          </w:tcPr>
-          <w:p/>
-        </w:tc>
-        <w:tc>
-          <w:tcPr>
-            <w:tcW w:type="dxa" w:w="2520"/>
-            <w:tcBorders>
-              <w:top w:val="single" w:sz="4" w:color="D9D9D9"/>
-              <w:left w:val="single" w:sz="4" w:color="D9D9D9"/>
-              <w:bottom w:val="single" w:sz="4" w:color="D9D9D9"/>
-              <w:right w:val="single" w:sz="4" w:color="D9D9D9"/>
-              <w:insideH w:val="single" w:sz="4" w:color="D9D9D9"/>
-              <w:insideV w:val="single" w:sz="4" w:color="D9D9D9"/>
-            </w:tcBorders>
-            <w:vAlign w:val="center"/>
-          </w:tcPr>
-          <w:p/>
-        </w:tc>
-        <w:tc>
-          <w:tcPr>
-            <w:tcW w:type="dxa" w:w="2520"/>
-            <w:tcBorders>
-              <w:top w:val="single" w:sz="4" w:color="D9D9D9"/>
-              <w:left w:val="single" w:sz="4" w:color="D9D9D9"/>
-              <w:bottom w:val="single" w:sz="4" w:color="D9D9D9"/>
-              <w:right w:val="single" w:sz="4" w:color="D9D9D9"/>
-              <w:insideH w:val="single" w:sz="4" w:color="D9D9D9"/>
-              <w:insideV w:val="single" w:sz="4" w:color="D9D9D9"/>
-            </w:tcBorders>
-            <w:vAlign w:val="center"/>
-          </w:tcPr>
-          <w:p/>
-        </w:tc>
-        <w:tc>
-          <w:tcPr>
-            <w:tcW w:type="dxa" w:w="2520"/>
-            <w:tcBorders>
-              <w:top w:val="single" w:sz="4" w:color="D9D9D9"/>
-              <w:left w:val="single" w:sz="4" w:color="D9D9D9"/>
-              <w:bottom w:val="single" w:sz="4" w:color="D9D9D9"/>
-              <w:right w:val="single" w:sz="4" w:color="D9D9D9"/>
-              <w:insideH w:val="single" w:sz="4" w:color="D9D9D9"/>
-              <w:insideV w:val="single" w:sz="4" w:color="D9D9D9"/>
-            </w:tcBorders>
-            <w:vAlign w:val="center"/>
-          </w:tcPr>
-          <w:p/>
-        </w:tc>
-      </w:tr>
-      <w:tr>
-        <w:tc>
-          <w:tcPr>
-            <w:tcW w:type="dxa" w:w="2520"/>
-            <w:tcBorders>
-              <w:top w:val="single" w:sz="4" w:color="D9D9D9"/>
-              <w:left w:val="single" w:sz="4" w:color="D9D9D9"/>
-              <w:bottom w:val="single" w:sz="4" w:color="D9D9D9"/>
-              <w:right w:val="single" w:sz="4" w:color="D9D9D9"/>
-              <w:insideH w:val="single" w:sz="4" w:color="D9D9D9"/>
-              <w:insideV w:val="single" w:sz="4" w:color="D9D9D9"/>
-            </w:tcBorders>
-            <w:vAlign w:val="center"/>
-          </w:tcPr>
-          <w:p/>
-        </w:tc>
-        <w:tc>
-          <w:tcPr>
-            <w:tcW w:type="dxa" w:w="2520"/>
-            <w:tcBorders>
-              <w:top w:val="single" w:sz="4" w:color="D9D9D9"/>
-              <w:left w:val="single" w:sz="4" w:color="D9D9D9"/>
-              <w:bottom w:val="single" w:sz="4" w:color="D9D9D9"/>
-              <w:right w:val="single" w:sz="4" w:color="D9D9D9"/>
-              <w:insideH w:val="single" w:sz="4" w:color="D9D9D9"/>
-              <w:insideV w:val="single" w:sz="4" w:color="D9D9D9"/>
-            </w:tcBorders>
-            <w:vAlign w:val="center"/>
-          </w:tcPr>
-          <w:p/>
-        </w:tc>
-        <w:tc>
-          <w:tcPr>
-            <w:tcW w:type="dxa" w:w="2520"/>
-            <w:tcBorders>
-              <w:top w:val="single" w:sz="4" w:color="D9D9D9"/>
-              <w:left w:val="single" w:sz="4" w:color="D9D9D9"/>
-              <w:bottom w:val="single" w:sz="4" w:color="D9D9D9"/>
-              <w:right w:val="single" w:sz="4" w:color="D9D9D9"/>
-              <w:insideH w:val="single" w:sz="4" w:color="D9D9D9"/>
-              <w:insideV w:val="single" w:sz="4" w:color="D9D9D9"/>
-            </w:tcBorders>
-            <w:vAlign w:val="center"/>
-          </w:tcPr>
-          <w:p/>
-        </w:tc>
-        <w:tc>
-          <w:tcPr>
-            <w:tcW w:type="dxa" w:w="2520"/>
-            <w:tcBorders>
-              <w:top w:val="single" w:sz="4" w:color="D9D9D9"/>
-              <w:left w:val="single" w:sz="4" w:color="D9D9D9"/>
-              <w:bottom w:val="single" w:sz="4" w:color="D9D9D9"/>
-              <w:right w:val="single" w:sz="4" w:color="D9D9D9"/>
-              <w:insideH w:val="single" w:sz="4" w:color="D9D9D9"/>
-              <w:insideV w:val="single" w:sz="4" w:color="D9D9D9"/>
-            </w:tcBorders>
-            <w:vAlign w:val="center"/>
-          </w:tcPr>
-          <w:p/>
-        </w:tc>
-      </w:tr>
-      <w:tr>
-        <w:tc>
-          <w:tcPr>
-            <w:tcW w:type="dxa" w:w="2520"/>
-            <w:tcBorders>
-              <w:top w:val="single" w:sz="4" w:color="D9D9D9"/>
-              <w:left w:val="single" w:sz="4" w:color="D9D9D9"/>
-              <w:bottom w:val="single" w:sz="4" w:color="D9D9D9"/>
-              <w:right w:val="single" w:sz="4" w:color="D9D9D9"/>
-              <w:insideH w:val="single" w:sz="4" w:color="D9D9D9"/>
-              <w:insideV w:val="single" w:sz="4" w:color="D9D9D9"/>
-            </w:tcBorders>
-            <w:vAlign w:val="center"/>
-          </w:tcPr>
-          <w:p/>
-        </w:tc>
-        <w:tc>
-          <w:tcPr>
-            <w:tcW w:type="dxa" w:w="2520"/>
-            <w:tcBorders>
-              <w:top w:val="single" w:sz="4" w:color="D9D9D9"/>
-              <w:left w:val="single" w:sz="4" w:color="D9D9D9"/>
-              <w:bottom w:val="single" w:sz="4" w:color="D9D9D9"/>
-              <w:right w:val="single" w:sz="4" w:color="D9D9D9"/>
-              <w:insideH w:val="single" w:sz="4" w:color="D9D9D9"/>
-              <w:insideV w:val="single" w:sz="4" w:color="D9D9D9"/>
-            </w:tcBorders>
-            <w:vAlign w:val="center"/>
-          </w:tcPr>
-          <w:p/>
-        </w:tc>
-        <w:tc>
-          <w:tcPr>
-            <w:tcW w:type="dxa" w:w="2520"/>
-            <w:tcBorders>
-              <w:top w:val="single" w:sz="4" w:color="D9D9D9"/>
-              <w:left w:val="single" w:sz="4" w:color="D9D9D9"/>
-              <w:bottom w:val="single" w:sz="4" w:color="D9D9D9"/>
-              <w:right w:val="single" w:sz="4" w:color="D9D9D9"/>
-              <w:insideH w:val="single" w:sz="4" w:color="D9D9D9"/>
-              <w:insideV w:val="single" w:sz="4" w:color="D9D9D9"/>
-            </w:tcBorders>
-            <w:vAlign w:val="center"/>
-          </w:tcPr>
-          <w:p/>
-        </w:tc>
-        <w:tc>
-          <w:tcPr>
-            <w:tcW w:type="dxa" w:w="2520"/>
-            <w:tcBorders>
-              <w:top w:val="single" w:sz="4" w:color="D9D9D9"/>
-              <w:left w:val="single" w:sz="4" w:color="D9D9D9"/>
-              <w:bottom w:val="single" w:sz="4" w:color="D9D9D9"/>
-              <w:right w:val="single" w:sz="4" w:color="D9D9D9"/>
-              <w:insideH w:val="single" w:sz="4" w:color="D9D9D9"/>
-              <w:insideV w:val="single" w:sz="4" w:color="D9D9D9"/>
-            </w:tcBorders>
-            <w:vAlign w:val="center"/>
-          </w:tcPr>
-          <w:p/>
-        </w:tc>
-      </w:tr>
-    </w:tbl>
-    <w:p/>
-    <w:p>
-      <w:pPr>
-        <w:pStyle w:val="Heading1"/>
-      </w:pPr>
-      <w:r>
-        <w:rPr>
-          <w:b/>
-        </w:rPr>
-        <w:t>Content and production</w:t>
+        <w:t>Offer and promotion architecture</w:t>
       </w:r>
     </w:p>
     <w:p>
       <w:pPr>
-        <w:bidi w:val="1"/>
         <w:jc w:val="right"/>
+        <w:bidi/>
       </w:pPr>
       <w:r>
-        <w:t>المحتوى والإنتاج</w:t>
+        <w:t>بنية العروض والترويج</w:t>
       </w:r>
     </w:p>
     <w:p>
       <w:r>
-        <w:rPr>
-          <w:b/>
-        </w:rPr>
-        <w:t>Purpose and decision required / الغرض والقرار المطلوب</w:t>
+        <w:t>Evidence / الدليل: ______________________________________________</w:t>
       </w:r>
     </w:p>
     <w:p>
       <w:r>
-        <w:t>Record the verified facts, the source, the implication for the restaurant and the decision or action required.</w:t>
+        <w:t>Decision or action / القرار أو الإجراء: ______________________________</w:t>
       </w:r>
     </w:p>
     <w:p>
       <w:pPr>
-        <w:bidi w:val="1"/>
-        <w:jc w:val="right"/>
+        <w:pStyle w:val="Heading2"/>
       </w:pPr>
       <w:r>
-        <w:t>سجل الحقائق الموثقة ومصدرها وأثرها على المطعم والقرار أو الإجراء المطلوب.</w:t>
+        <w:t>Next step</w:t>
       </w:r>
     </w:p>
-    <w:tbl>
-      <w:tblPr>
-        <w:tblW w:type="auto" w:w="0"/>
-        <w:tblLayout w:type="fixed"/>
-        <w:tblLook w:firstColumn="1" w:firstRow="1" w:lastColumn="0" w:lastRow="0" w:noHBand="0" w:noVBand="1" w:val="04A0"/>
-      </w:tblPr>
-      <w:tblGrid>
-        <w:gridCol w:w="2520"/>
-        <w:gridCol w:w="2520"/>
-        <w:gridCol w:w="2520"/>
-        <w:gridCol w:w="2520"/>
-      </w:tblGrid>
-      <w:tr>
-        <w:tc>
-          <w:tcPr>
-            <w:tcW w:type="dxa" w:w="2520"/>
-            <w:shd w:fill="17324D"/>
-            <w:tcBorders>
-              <w:top w:val="single" w:sz="4" w:color="D9D9D9"/>
-              <w:left w:val="single" w:sz="4" w:color="D9D9D9"/>
-              <w:bottom w:val="single" w:sz="4" w:color="D9D9D9"/>
-              <w:right w:val="single" w:sz="4" w:color="D9D9D9"/>
-              <w:insideH w:val="single" w:sz="4" w:color="D9D9D9"/>
-              <w:insideV w:val="single" w:sz="4" w:color="D9D9D9"/>
-            </w:tcBorders>
-            <w:vAlign w:val="center"/>
-          </w:tcPr>
-          <w:p>
-            <w:r>
-              <w:rPr>
-                <w:b/>
-                <w:color w:val="FFFFFF"/>
-              </w:rPr>
-              <w:t>Evidence / الدليل</w:t>
-            </w:r>
-          </w:p>
-        </w:tc>
-        <w:tc>
-          <w:tcPr>
-            <w:tcW w:type="dxa" w:w="2520"/>
-            <w:shd w:fill="17324D"/>
-            <w:tcBorders>
-              <w:top w:val="single" w:sz="4" w:color="D9D9D9"/>
-              <w:left w:val="single" w:sz="4" w:color="D9D9D9"/>
-              <w:bottom w:val="single" w:sz="4" w:color="D9D9D9"/>
-              <w:right w:val="single" w:sz="4" w:color="D9D9D9"/>
-              <w:insideH w:val="single" w:sz="4" w:color="D9D9D9"/>
-              <w:insideV w:val="single" w:sz="4" w:color="D9D9D9"/>
-            </w:tcBorders>
-            <w:vAlign w:val="center"/>
-          </w:tcPr>
-          <w:p>
-            <w:r>
-              <w:rPr>
-                <w:b/>
-                <w:color w:val="FFFFFF"/>
-              </w:rPr>
-              <w:t>Source / المصدر</w:t>
-            </w:r>
-          </w:p>
-        </w:tc>
-        <w:tc>
-          <w:tcPr>
-            <w:tcW w:type="dxa" w:w="2520"/>
-            <w:shd w:fill="17324D"/>
-            <w:tcBorders>
-              <w:top w:val="single" w:sz="4" w:color="D9D9D9"/>
-              <w:left w:val="single" w:sz="4" w:color="D9D9D9"/>
-              <w:bottom w:val="single" w:sz="4" w:color="D9D9D9"/>
-              <w:right w:val="single" w:sz="4" w:color="D9D9D9"/>
-              <w:insideH w:val="single" w:sz="4" w:color="D9D9D9"/>
-              <w:insideV w:val="single" w:sz="4" w:color="D9D9D9"/>
-            </w:tcBorders>
-            <w:vAlign w:val="center"/>
-          </w:tcPr>
-          <w:p>
-            <w:r>
-              <w:rPr>
-                <w:b/>
-                <w:color w:val="FFFFFF"/>
-              </w:rPr>
-              <w:t>Implication / الأثر</w:t>
-            </w:r>
-          </w:p>
-        </w:tc>
-        <w:tc>
-          <w:tcPr>
-            <w:tcW w:type="dxa" w:w="2520"/>
-            <w:shd w:fill="17324D"/>
-            <w:tcBorders>
-              <w:top w:val="single" w:sz="4" w:color="D9D9D9"/>
-              <w:left w:val="single" w:sz="4" w:color="D9D9D9"/>
-              <w:bottom w:val="single" w:sz="4" w:color="D9D9D9"/>
-              <w:right w:val="single" w:sz="4" w:color="D9D9D9"/>
-              <w:insideH w:val="single" w:sz="4" w:color="D9D9D9"/>
-              <w:insideV w:val="single" w:sz="4" w:color="D9D9D9"/>
-            </w:tcBorders>
-            <w:vAlign w:val="center"/>
-          </w:tcPr>
-          <w:p>
-            <w:r>
-              <w:rPr>
-                <w:b/>
-                <w:color w:val="FFFFFF"/>
-              </w:rPr>
-              <w:t>Action / الإجراء</w:t>
-            </w:r>
-          </w:p>
-        </w:tc>
-      </w:tr>
-      <w:tr>
-        <w:tc>
-          <w:tcPr>
-            <w:tcW w:type="dxa" w:w="2520"/>
-            <w:tcBorders>
-              <w:top w:val="single" w:sz="4" w:color="D9D9D9"/>
-              <w:left w:val="single" w:sz="4" w:color="D9D9D9"/>
-              <w:bottom w:val="single" w:sz="4" w:color="D9D9D9"/>
-              <w:right w:val="single" w:sz="4" w:color="D9D9D9"/>
-              <w:insideH w:val="single" w:sz="4" w:color="D9D9D9"/>
-              <w:insideV w:val="single" w:sz="4" w:color="D9D9D9"/>
-            </w:tcBorders>
-            <w:vAlign w:val="center"/>
-          </w:tcPr>
-          <w:p/>
-        </w:tc>
-        <w:tc>
-          <w:tcPr>
-            <w:tcW w:type="dxa" w:w="2520"/>
-            <w:tcBorders>
-              <w:top w:val="single" w:sz="4" w:color="D9D9D9"/>
-              <w:left w:val="single" w:sz="4" w:color="D9D9D9"/>
-              <w:bottom w:val="single" w:sz="4" w:color="D9D9D9"/>
-              <w:right w:val="single" w:sz="4" w:color="D9D9D9"/>
-              <w:insideH w:val="single" w:sz="4" w:color="D9D9D9"/>
-              <w:insideV w:val="single" w:sz="4" w:color="D9D9D9"/>
-            </w:tcBorders>
-            <w:vAlign w:val="center"/>
-          </w:tcPr>
-          <w:p/>
-        </w:tc>
-        <w:tc>
-          <w:tcPr>
-            <w:tcW w:type="dxa" w:w="2520"/>
-            <w:tcBorders>
-              <w:top w:val="single" w:sz="4" w:color="D9D9D9"/>
-              <w:left w:val="single" w:sz="4" w:color="D9D9D9"/>
-              <w:bottom w:val="single" w:sz="4" w:color="D9D9D9"/>
-              <w:right w:val="single" w:sz="4" w:color="D9D9D9"/>
-              <w:insideH w:val="single" w:sz="4" w:color="D9D9D9"/>
-              <w:insideV w:val="single" w:sz="4" w:color="D9D9D9"/>
-            </w:tcBorders>
-            <w:vAlign w:val="center"/>
-          </w:tcPr>
-          <w:p/>
-        </w:tc>
-        <w:tc>
-          <w:tcPr>
-            <w:tcW w:type="dxa" w:w="2520"/>
-            <w:tcBorders>
-              <w:top w:val="single" w:sz="4" w:color="D9D9D9"/>
-              <w:left w:val="single" w:sz="4" w:color="D9D9D9"/>
-              <w:bottom w:val="single" w:sz="4" w:color="D9D9D9"/>
-              <w:right w:val="single" w:sz="4" w:color="D9D9D9"/>
-              <w:insideH w:val="single" w:sz="4" w:color="D9D9D9"/>
-              <w:insideV w:val="single" w:sz="4" w:color="D9D9D9"/>
-            </w:tcBorders>
-            <w:vAlign w:val="center"/>
-          </w:tcPr>
-          <w:p/>
-        </w:tc>
-      </w:tr>
-      <w:tr>
-        <w:tc>
-          <w:tcPr>
-            <w:tcW w:type="dxa" w:w="2520"/>
-            <w:tcBorders>
-              <w:top w:val="single" w:sz="4" w:color="D9D9D9"/>
-              <w:left w:val="single" w:sz="4" w:color="D9D9D9"/>
-              <w:bottom w:val="single" w:sz="4" w:color="D9D9D9"/>
-              <w:right w:val="single" w:sz="4" w:color="D9D9D9"/>
-              <w:insideH w:val="single" w:sz="4" w:color="D9D9D9"/>
-              <w:insideV w:val="single" w:sz="4" w:color="D9D9D9"/>
-            </w:tcBorders>
-            <w:vAlign w:val="center"/>
-          </w:tcPr>
-          <w:p/>
-        </w:tc>
-        <w:tc>
-          <w:tcPr>
-            <w:tcW w:type="dxa" w:w="2520"/>
-            <w:tcBorders>
-              <w:top w:val="single" w:sz="4" w:color="D9D9D9"/>
-              <w:left w:val="single" w:sz="4" w:color="D9D9D9"/>
-              <w:bottom w:val="single" w:sz="4" w:color="D9D9D9"/>
-              <w:right w:val="single" w:sz="4" w:color="D9D9D9"/>
-              <w:insideH w:val="single" w:sz="4" w:color="D9D9D9"/>
-              <w:insideV w:val="single" w:sz="4" w:color="D9D9D9"/>
-            </w:tcBorders>
-            <w:vAlign w:val="center"/>
-          </w:tcPr>
-          <w:p/>
-        </w:tc>
-        <w:tc>
-          <w:tcPr>
-            <w:tcW w:type="dxa" w:w="2520"/>
-            <w:tcBorders>
-              <w:top w:val="single" w:sz="4" w:color="D9D9D9"/>
-              <w:left w:val="single" w:sz="4" w:color="D9D9D9"/>
-              <w:bottom w:val="single" w:sz="4" w:color="D9D9D9"/>
-              <w:right w:val="single" w:sz="4" w:color="D9D9D9"/>
-              <w:insideH w:val="single" w:sz="4" w:color="D9D9D9"/>
-              <w:insideV w:val="single" w:sz="4" w:color="D9D9D9"/>
-            </w:tcBorders>
-            <w:vAlign w:val="center"/>
-          </w:tcPr>
-          <w:p/>
-        </w:tc>
-        <w:tc>
-          <w:tcPr>
-            <w:tcW w:type="dxa" w:w="2520"/>
-            <w:tcBorders>
-              <w:top w:val="single" w:sz="4" w:color="D9D9D9"/>
-              <w:left w:val="single" w:sz="4" w:color="D9D9D9"/>
-              <w:bottom w:val="single" w:sz="4" w:color="D9D9D9"/>
-              <w:right w:val="single" w:sz="4" w:color="D9D9D9"/>
-              <w:insideH w:val="single" w:sz="4" w:color="D9D9D9"/>
-              <w:insideV w:val="single" w:sz="4" w:color="D9D9D9"/>
-            </w:tcBorders>
-            <w:vAlign w:val="center"/>
-          </w:tcPr>
-          <w:p/>
-        </w:tc>
-      </w:tr>
-      <w:tr>
-        <w:tc>
-          <w:tcPr>
-            <w:tcW w:type="dxa" w:w="2520"/>
-            <w:tcBorders>
-              <w:top w:val="single" w:sz="4" w:color="D9D9D9"/>
-              <w:left w:val="single" w:sz="4" w:color="D9D9D9"/>
-              <w:bottom w:val="single" w:sz="4" w:color="D9D9D9"/>
-              <w:right w:val="single" w:sz="4" w:color="D9D9D9"/>
-              <w:insideH w:val="single" w:sz="4" w:color="D9D9D9"/>
-              <w:insideV w:val="single" w:sz="4" w:color="D9D9D9"/>
-            </w:tcBorders>
-            <w:vAlign w:val="center"/>
-          </w:tcPr>
-          <w:p/>
-        </w:tc>
-        <w:tc>
-          <w:tcPr>
-            <w:tcW w:type="dxa" w:w="2520"/>
-            <w:tcBorders>
-              <w:top w:val="single" w:sz="4" w:color="D9D9D9"/>
-              <w:left w:val="single" w:sz="4" w:color="D9D9D9"/>
-              <w:bottom w:val="single" w:sz="4" w:color="D9D9D9"/>
-              <w:right w:val="single" w:sz="4" w:color="D9D9D9"/>
-              <w:insideH w:val="single" w:sz="4" w:color="D9D9D9"/>
-              <w:insideV w:val="single" w:sz="4" w:color="D9D9D9"/>
-            </w:tcBorders>
-            <w:vAlign w:val="center"/>
-          </w:tcPr>
-          <w:p/>
-        </w:tc>
-        <w:tc>
-          <w:tcPr>
-            <w:tcW w:type="dxa" w:w="2520"/>
-            <w:tcBorders>
-              <w:top w:val="single" w:sz="4" w:color="D9D9D9"/>
-              <w:left w:val="single" w:sz="4" w:color="D9D9D9"/>
-              <w:bottom w:val="single" w:sz="4" w:color="D9D9D9"/>
-              <w:right w:val="single" w:sz="4" w:color="D9D9D9"/>
-              <w:insideH w:val="single" w:sz="4" w:color="D9D9D9"/>
-              <w:insideV w:val="single" w:sz="4" w:color="D9D9D9"/>
-            </w:tcBorders>
-            <w:vAlign w:val="center"/>
-          </w:tcPr>
-          <w:p/>
-        </w:tc>
-        <w:tc>
-          <w:tcPr>
-            <w:tcW w:type="dxa" w:w="2520"/>
-            <w:tcBorders>
-              <w:top w:val="single" w:sz="4" w:color="D9D9D9"/>
-              <w:left w:val="single" w:sz="4" w:color="D9D9D9"/>
-              <w:bottom w:val="single" w:sz="4" w:color="D9D9D9"/>
-              <w:right w:val="single" w:sz="4" w:color="D9D9D9"/>
-              <w:insideH w:val="single" w:sz="4" w:color="D9D9D9"/>
-              <w:insideV w:val="single" w:sz="4" w:color="D9D9D9"/>
-            </w:tcBorders>
-            <w:vAlign w:val="center"/>
-          </w:tcPr>
-          <w:p/>
-        </w:tc>
-      </w:tr>
-    </w:tbl>
-    <w:p/>
     <w:p>
-      <w:pPr>
-        <w:pStyle w:val="Heading1"/>
-      </w:pPr>
       <w:r>
-        <w:rPr>
-          <w:b/>
-        </w:rPr>
-        <w:t>Campaign calendar</w:t>
+        <w:t>Owner / المسؤول: __________  Review date / تاريخ المراجعة: __________</w:t>
       </w:r>
     </w:p>
     <w:p>
       <w:pPr>
-        <w:bidi w:val="1"/>
         <w:jc w:val="right"/>
+        <w:bidi/>
       </w:pPr>
       <w:r>
-        <w:t>تقويم الحملات</w:t>
+        <w:t>لإكمال دراسة مشروعك وخطة التنفيذ، تواصل مع نوريفا عبر الموقع.</w:t>
       </w:r>
     </w:p>
     <w:p>
       <w:r>
-        <w:rPr>
-          <w:b/>
-        </w:rPr>
-        <w:t>Purpose and decision required / الغرض والقرار المطلوب</w:t>
+        <w:t>For a complete project study and implementation plan: norivaglobal.com/ar/start-a-project</w:t>
       </w:r>
     </w:p>
-    <w:p>
-      <w:r>
-        <w:t>Record the verified facts, the source, the implication for the restaurant and the decision or action required.</w:t>
-      </w:r>
-    </w:p>
-    <w:p>
-      <w:pPr>
-        <w:bidi w:val="1"/>
-        <w:jc w:val="right"/>
-      </w:pPr>
-      <w:r>
-        <w:t>سجل الحقائق الموثقة ومصدرها وأثرها على المطعم والقرار أو الإجراء المطلوب.</w:t>
-      </w:r>
-    </w:p>
-    <w:tbl>
-      <w:tblPr>
-        <w:tblW w:type="auto" w:w="0"/>
-        <w:tblLayout w:type="fixed"/>
-        <w:tblLook w:firstColumn="1" w:firstRow="1" w:lastColumn="0" w:lastRow="0" w:noHBand="0" w:noVBand="1" w:val="04A0"/>
-      </w:tblPr>
-      <w:tblGrid>
-        <w:gridCol w:w="2520"/>
-        <w:gridCol w:w="2520"/>
-        <w:gridCol w:w="2520"/>
-        <w:gridCol w:w="2520"/>
-      </w:tblGrid>
-      <w:tr>
-        <w:tc>
-          <w:tcPr>
-            <w:tcW w:type="dxa" w:w="2520"/>
-            <w:shd w:fill="17324D"/>
-            <w:tcBorders>
-              <w:top w:val="single" w:sz="4" w:color="D9D9D9"/>
-              <w:left w:val="single" w:sz="4" w:color="D9D9D9"/>
-              <w:bottom w:val="single" w:sz="4" w:color="D9D9D9"/>
-              <w:right w:val="single" w:sz="4" w:color="D9D9D9"/>
-              <w:insideH w:val="single" w:sz="4" w:color="D9D9D9"/>
-              <w:insideV w:val="single" w:sz="4" w:color="D9D9D9"/>
-            </w:tcBorders>
-            <w:vAlign w:val="center"/>
-          </w:tcPr>
-          <w:p>
-            <w:r>
-              <w:rPr>
-                <w:b/>
-                <w:color w:val="FFFFFF"/>
-              </w:rPr>
-              <w:t>Evidence / الدليل</w:t>
-            </w:r>
-          </w:p>
-        </w:tc>
-        <w:tc>
-          <w:tcPr>
-            <w:tcW w:type="dxa" w:w="2520"/>
-            <w:shd w:fill="17324D"/>
-            <w:tcBorders>
-              <w:top w:val="single" w:sz="4" w:color="D9D9D9"/>
-              <w:left w:val="single" w:sz="4" w:color="D9D9D9"/>
-              <w:bottom w:val="single" w:sz="4" w:color="D9D9D9"/>
-              <w:right w:val="single" w:sz="4" w:color="D9D9D9"/>
-              <w:insideH w:val="single" w:sz="4" w:color="D9D9D9"/>
-              <w:insideV w:val="single" w:sz="4" w:color="D9D9D9"/>
-            </w:tcBorders>
-            <w:vAlign w:val="center"/>
-          </w:tcPr>
-          <w:p>
-            <w:r>
-              <w:rPr>
-                <w:b/>
-                <w:color w:val="FFFFFF"/>
-              </w:rPr>
-              <w:t>Source / المصدر</w:t>
-            </w:r>
-          </w:p>
-        </w:tc>
-        <w:tc>
-          <w:tcPr>
-            <w:tcW w:type="dxa" w:w="2520"/>
-            <w:shd w:fill="17324D"/>
-            <w:tcBorders>
-              <w:top w:val="single" w:sz="4" w:color="D9D9D9"/>
-              <w:left w:val="single" w:sz="4" w:color="D9D9D9"/>
-              <w:bottom w:val="single" w:sz="4" w:color="D9D9D9"/>
-              <w:right w:val="single" w:sz="4" w:color="D9D9D9"/>
-              <w:insideH w:val="single" w:sz="4" w:color="D9D9D9"/>
-              <w:insideV w:val="single" w:sz="4" w:color="D9D9D9"/>
-            </w:tcBorders>
-            <w:vAlign w:val="center"/>
-          </w:tcPr>
-          <w:p>
-            <w:r>
-              <w:rPr>
-                <w:b/>
-                <w:color w:val="FFFFFF"/>
-              </w:rPr>
-              <w:t>Implication / الأثر</w:t>
-            </w:r>
-          </w:p>
-        </w:tc>
-        <w:tc>
-          <w:tcPr>
-            <w:tcW w:type="dxa" w:w="2520"/>
-            <w:shd w:fill="17324D"/>
-            <w:tcBorders>
-              <w:top w:val="single" w:sz="4" w:color="D9D9D9"/>
-              <w:left w:val="single" w:sz="4" w:color="D9D9D9"/>
-              <w:bottom w:val="single" w:sz="4" w:color="D9D9D9"/>
-              <w:right w:val="single" w:sz="4" w:color="D9D9D9"/>
-              <w:insideH w:val="single" w:sz="4" w:color="D9D9D9"/>
-              <w:insideV w:val="single" w:sz="4" w:color="D9D9D9"/>
-            </w:tcBorders>
-            <w:vAlign w:val="center"/>
-          </w:tcPr>
-          <w:p>
-            <w:r>
-              <w:rPr>
-                <w:b/>
-                <w:color w:val="FFFFFF"/>
-              </w:rPr>
-              <w:t>Action / الإجراء</w:t>
-            </w:r>
-          </w:p>
-        </w:tc>
-      </w:tr>
-      <w:tr>
-        <w:tc>
-          <w:tcPr>
-            <w:tcW w:type="dxa" w:w="2520"/>
-            <w:tcBorders>
-              <w:top w:val="single" w:sz="4" w:color="D9D9D9"/>
-              <w:left w:val="single" w:sz="4" w:color="D9D9D9"/>
-              <w:bottom w:val="single" w:sz="4" w:color="D9D9D9"/>
-              <w:right w:val="single" w:sz="4" w:color="D9D9D9"/>
-              <w:insideH w:val="single" w:sz="4" w:color="D9D9D9"/>
-              <w:insideV w:val="single" w:sz="4" w:color="D9D9D9"/>
-            </w:tcBorders>
-            <w:vAlign w:val="center"/>
-          </w:tcPr>
-          <w:p/>
-        </w:tc>
-        <w:tc>
-          <w:tcPr>
-            <w:tcW w:type="dxa" w:w="2520"/>
-            <w:tcBorders>
-              <w:top w:val="single" w:sz="4" w:color="D9D9D9"/>
-              <w:left w:val="single" w:sz="4" w:color="D9D9D9"/>
-              <w:bottom w:val="single" w:sz="4" w:color="D9D9D9"/>
-              <w:right w:val="single" w:sz="4" w:color="D9D9D9"/>
-              <w:insideH w:val="single" w:sz="4" w:color="D9D9D9"/>
-              <w:insideV w:val="single" w:sz="4" w:color="D9D9D9"/>
-            </w:tcBorders>
-            <w:vAlign w:val="center"/>
-          </w:tcPr>
-          <w:p/>
-        </w:tc>
-        <w:tc>
-          <w:tcPr>
-            <w:tcW w:type="dxa" w:w="2520"/>
-            <w:tcBorders>
-              <w:top w:val="single" w:sz="4" w:color="D9D9D9"/>
-              <w:left w:val="single" w:sz="4" w:color="D9D9D9"/>
-              <w:bottom w:val="single" w:sz="4" w:color="D9D9D9"/>
-              <w:right w:val="single" w:sz="4" w:color="D9D9D9"/>
-              <w:insideH w:val="single" w:sz="4" w:color="D9D9D9"/>
-              <w:insideV w:val="single" w:sz="4" w:color="D9D9D9"/>
-            </w:tcBorders>
-            <w:vAlign w:val="center"/>
-          </w:tcPr>
-          <w:p/>
-        </w:tc>
-        <w:tc>
-          <w:tcPr>
-            <w:tcW w:type="dxa" w:w="2520"/>
-            <w:tcBorders>
-              <w:top w:val="single" w:sz="4" w:color="D9D9D9"/>
-              <w:left w:val="single" w:sz="4" w:color="D9D9D9"/>
-              <w:bottom w:val="single" w:sz="4" w:color="D9D9D9"/>
-              <w:right w:val="single" w:sz="4" w:color="D9D9D9"/>
-              <w:insideH w:val="single" w:sz="4" w:color="D9D9D9"/>
-              <w:insideV w:val="single" w:sz="4" w:color="D9D9D9"/>
-            </w:tcBorders>
-            <w:vAlign w:val="center"/>
-          </w:tcPr>
-          <w:p/>
-        </w:tc>
-      </w:tr>
-      <w:tr>
-        <w:tc>
-          <w:tcPr>
-            <w:tcW w:type="dxa" w:w="2520"/>
-            <w:tcBorders>
-              <w:top w:val="single" w:sz="4" w:color="D9D9D9"/>
-              <w:left w:val="single" w:sz="4" w:color="D9D9D9"/>
-              <w:bottom w:val="single" w:sz="4" w:color="D9D9D9"/>
-              <w:right w:val="single" w:sz="4" w:color="D9D9D9"/>
-              <w:insideH w:val="single" w:sz="4" w:color="D9D9D9"/>
-              <w:insideV w:val="single" w:sz="4" w:color="D9D9D9"/>
-            </w:tcBorders>
-            <w:vAlign w:val="center"/>
-          </w:tcPr>
-          <w:p/>
-        </w:tc>
-        <w:tc>
-          <w:tcPr>
-            <w:tcW w:type="dxa" w:w="2520"/>
-            <w:tcBorders>
-              <w:top w:val="single" w:sz="4" w:color="D9D9D9"/>
-              <w:left w:val="single" w:sz="4" w:color="D9D9D9"/>
-              <w:bottom w:val="single" w:sz="4" w:color="D9D9D9"/>
-              <w:right w:val="single" w:sz="4" w:color="D9D9D9"/>
-              <w:insideH w:val="single" w:sz="4" w:color="D9D9D9"/>
-              <w:insideV w:val="single" w:sz="4" w:color="D9D9D9"/>
-            </w:tcBorders>
-            <w:vAlign w:val="center"/>
-          </w:tcPr>
-          <w:p/>
-        </w:tc>
-        <w:tc>
-          <w:tcPr>
-            <w:tcW w:type="dxa" w:w="2520"/>
-            <w:tcBorders>
-              <w:top w:val="single" w:sz="4" w:color="D9D9D9"/>
-              <w:left w:val="single" w:sz="4" w:color="D9D9D9"/>
-              <w:bottom w:val="single" w:sz="4" w:color="D9D9D9"/>
-              <w:right w:val="single" w:sz="4" w:color="D9D9D9"/>
-              <w:insideH w:val="single" w:sz="4" w:color="D9D9D9"/>
-              <w:insideV w:val="single" w:sz="4" w:color="D9D9D9"/>
-            </w:tcBorders>
-            <w:vAlign w:val="center"/>
-          </w:tcPr>
-          <w:p/>
-        </w:tc>
-        <w:tc>
-          <w:tcPr>
-            <w:tcW w:type="dxa" w:w="2520"/>
-            <w:tcBorders>
-              <w:top w:val="single" w:sz="4" w:color="D9D9D9"/>
-              <w:left w:val="single" w:sz="4" w:color="D9D9D9"/>
-              <w:bottom w:val="single" w:sz="4" w:color="D9D9D9"/>
-              <w:right w:val="single" w:sz="4" w:color="D9D9D9"/>
-              <w:insideH w:val="single" w:sz="4" w:color="D9D9D9"/>
-              <w:insideV w:val="single" w:sz="4" w:color="D9D9D9"/>
-            </w:tcBorders>
-            <w:vAlign w:val="center"/>
-          </w:tcPr>
-          <w:p/>
-        </w:tc>
-      </w:tr>
-      <w:tr>
-        <w:tc>
-          <w:tcPr>
-            <w:tcW w:type="dxa" w:w="2520"/>
-            <w:tcBorders>
-              <w:top w:val="single" w:sz="4" w:color="D9D9D9"/>
-              <w:left w:val="single" w:sz="4" w:color="D9D9D9"/>
-              <w:bottom w:val="single" w:sz="4" w:color="D9D9D9"/>
-              <w:right w:val="single" w:sz="4" w:color="D9D9D9"/>
-              <w:insideH w:val="single" w:sz="4" w:color="D9D9D9"/>
-              <w:insideV w:val="single" w:sz="4" w:color="D9D9D9"/>
-            </w:tcBorders>
-            <w:vAlign w:val="center"/>
-          </w:tcPr>
-          <w:p/>
-        </w:tc>
-        <w:tc>
-          <w:tcPr>
-            <w:tcW w:type="dxa" w:w="2520"/>
-            <w:tcBorders>
-              <w:top w:val="single" w:sz="4" w:color="D9D9D9"/>
-              <w:left w:val="single" w:sz="4" w:color="D9D9D9"/>
-              <w:bottom w:val="single" w:sz="4" w:color="D9D9D9"/>
-              <w:right w:val="single" w:sz="4" w:color="D9D9D9"/>
-              <w:insideH w:val="single" w:sz="4" w:color="D9D9D9"/>
-              <w:insideV w:val="single" w:sz="4" w:color="D9D9D9"/>
-            </w:tcBorders>
-            <w:vAlign w:val="center"/>
-          </w:tcPr>
-          <w:p/>
-        </w:tc>
-        <w:tc>
-          <w:tcPr>
-            <w:tcW w:type="dxa" w:w="2520"/>
-            <w:tcBorders>
-              <w:top w:val="single" w:sz="4" w:color="D9D9D9"/>
-              <w:left w:val="single" w:sz="4" w:color="D9D9D9"/>
-              <w:bottom w:val="single" w:sz="4" w:color="D9D9D9"/>
-              <w:right w:val="single" w:sz="4" w:color="D9D9D9"/>
-              <w:insideH w:val="single" w:sz="4" w:color="D9D9D9"/>
-              <w:insideV w:val="single" w:sz="4" w:color="D9D9D9"/>
-            </w:tcBorders>
-            <w:vAlign w:val="center"/>
-          </w:tcPr>
-          <w:p/>
-        </w:tc>
-        <w:tc>
-          <w:tcPr>
-            <w:tcW w:type="dxa" w:w="2520"/>
-            <w:tcBorders>
-              <w:top w:val="single" w:sz="4" w:color="D9D9D9"/>
-              <w:left w:val="single" w:sz="4" w:color="D9D9D9"/>
-              <w:bottom w:val="single" w:sz="4" w:color="D9D9D9"/>
-              <w:right w:val="single" w:sz="4" w:color="D9D9D9"/>
-              <w:insideH w:val="single" w:sz="4" w:color="D9D9D9"/>
-              <w:insideV w:val="single" w:sz="4" w:color="D9D9D9"/>
-            </w:tcBorders>
-            <w:vAlign w:val="center"/>
-          </w:tcPr>
-          <w:p/>
-        </w:tc>
-      </w:tr>
-    </w:tbl>
-    <w:p/>
-    <w:p>
-      <w:pPr>
-        <w:pStyle w:val="Heading1"/>
-      </w:pPr>
-      <w:r>
-        <w:rPr>
-          <w:b/>
-        </w:rPr>
-        <w:t>Budget and measurement</w:t>
-      </w:r>
-    </w:p>
-    <w:p>
-      <w:pPr>
-        <w:bidi w:val="1"/>
-        <w:jc w:val="right"/>
-      </w:pPr>
-      <w:r>
-        <w:t>الميزانية والقياس</w:t>
-      </w:r>
-    </w:p>
-    <w:p>
-      <w:r>
-        <w:rPr>
-          <w:b/>
-        </w:rPr>
-        <w:t>Purpose and decision required / الغرض والقرار المطلوب</w:t>
-      </w:r>
-    </w:p>
-    <w:p>
-      <w:r>
-        <w:t>Record the verified facts, the source, the implication for the restaurant and the decision or action required.</w:t>
-      </w:r>
-    </w:p>
-    <w:p>
-      <w:pPr>
-        <w:bidi w:val="1"/>
-        <w:jc w:val="right"/>
-      </w:pPr>
-      <w:r>
-        <w:t>سجل الحقائق الموثقة ومصدرها وأثرها على المطعم والقرار أو الإجراء المطلوب.</w:t>
-      </w:r>
-    </w:p>
-    <w:tbl>
-      <w:tblPr>
-        <w:tblW w:type="auto" w:w="0"/>
-        <w:tblLayout w:type="fixed"/>
-        <w:tblLook w:firstColumn="1" w:firstRow="1" w:lastColumn="0" w:lastRow="0" w:noHBand="0" w:noVBand="1" w:val="04A0"/>
-      </w:tblPr>
-      <w:tblGrid>
-        <w:gridCol w:w="2520"/>
-        <w:gridCol w:w="2520"/>
-        <w:gridCol w:w="2520"/>
-        <w:gridCol w:w="2520"/>
-      </w:tblGrid>
-      <w:tr>
-        <w:tc>
-          <w:tcPr>
-            <w:tcW w:type="dxa" w:w="2520"/>
-            <w:shd w:fill="17324D"/>
-            <w:tcBorders>
-              <w:top w:val="single" w:sz="4" w:color="D9D9D9"/>
-              <w:left w:val="single" w:sz="4" w:color="D9D9D9"/>
-              <w:bottom w:val="single" w:sz="4" w:color="D9D9D9"/>
-              <w:right w:val="single" w:sz="4" w:color="D9D9D9"/>
-              <w:insideH w:val="single" w:sz="4" w:color="D9D9D9"/>
-              <w:insideV w:val="single" w:sz="4" w:color="D9D9D9"/>
-            </w:tcBorders>
-            <w:vAlign w:val="center"/>
-          </w:tcPr>
-          <w:p>
-            <w:r>
-              <w:rPr>
-                <w:b/>
-                <w:color w:val="FFFFFF"/>
-              </w:rPr>
-              <w:t>Evidence / الدليل</w:t>
-            </w:r>
-          </w:p>
-        </w:tc>
-        <w:tc>
-          <w:tcPr>
-            <w:tcW w:type="dxa" w:w="2520"/>
-            <w:shd w:fill="17324D"/>
-            <w:tcBorders>
-              <w:top w:val="single" w:sz="4" w:color="D9D9D9"/>
-              <w:left w:val="single" w:sz="4" w:color="D9D9D9"/>
-              <w:bottom w:val="single" w:sz="4" w:color="D9D9D9"/>
-              <w:right w:val="single" w:sz="4" w:color="D9D9D9"/>
-              <w:insideH w:val="single" w:sz="4" w:color="D9D9D9"/>
-              <w:insideV w:val="single" w:sz="4" w:color="D9D9D9"/>
-            </w:tcBorders>
-            <w:vAlign w:val="center"/>
-          </w:tcPr>
-          <w:p>
-            <w:r>
-              <w:rPr>
-                <w:b/>
-                <w:color w:val="FFFFFF"/>
-              </w:rPr>
-              <w:t>Source / المصدر</w:t>
-            </w:r>
-          </w:p>
-        </w:tc>
-        <w:tc>
-          <w:tcPr>
-            <w:tcW w:type="dxa" w:w="2520"/>
-            <w:shd w:fill="17324D"/>
-            <w:tcBorders>
-              <w:top w:val="single" w:sz="4" w:color="D9D9D9"/>
-              <w:left w:val="single" w:sz="4" w:color="D9D9D9"/>
-              <w:bottom w:val="single" w:sz="4" w:color="D9D9D9"/>
-              <w:right w:val="single" w:sz="4" w:color="D9D9D9"/>
-              <w:insideH w:val="single" w:sz="4" w:color="D9D9D9"/>
-              <w:insideV w:val="single" w:sz="4" w:color="D9D9D9"/>
-            </w:tcBorders>
-            <w:vAlign w:val="center"/>
-          </w:tcPr>
-          <w:p>
-            <w:r>
-              <w:rPr>
-                <w:b/>
-                <w:color w:val="FFFFFF"/>
-              </w:rPr>
-              <w:t>Implication / الأثر</w:t>
-            </w:r>
-          </w:p>
-        </w:tc>
-        <w:tc>
-          <w:tcPr>
-            <w:tcW w:type="dxa" w:w="2520"/>
-            <w:shd w:fill="17324D"/>
-            <w:tcBorders>
-              <w:top w:val="single" w:sz="4" w:color="D9D9D9"/>
-              <w:left w:val="single" w:sz="4" w:color="D9D9D9"/>
-              <w:bottom w:val="single" w:sz="4" w:color="D9D9D9"/>
-              <w:right w:val="single" w:sz="4" w:color="D9D9D9"/>
-              <w:insideH w:val="single" w:sz="4" w:color="D9D9D9"/>
-              <w:insideV w:val="single" w:sz="4" w:color="D9D9D9"/>
-            </w:tcBorders>
-            <w:vAlign w:val="center"/>
-          </w:tcPr>
-          <w:p>
-            <w:r>
-              <w:rPr>
-                <w:b/>
-                <w:color w:val="FFFFFF"/>
-              </w:rPr>
-              <w:t>Action / الإجراء</w:t>
-            </w:r>
-          </w:p>
-        </w:tc>
-      </w:tr>
-      <w:tr>
-        <w:tc>
-          <w:tcPr>
-            <w:tcW w:type="dxa" w:w="2520"/>
-            <w:tcBorders>
-              <w:top w:val="single" w:sz="4" w:color="D9D9D9"/>
-              <w:left w:val="single" w:sz="4" w:color="D9D9D9"/>
-              <w:bottom w:val="single" w:sz="4" w:color="D9D9D9"/>
-              <w:right w:val="single" w:sz="4" w:color="D9D9D9"/>
-              <w:insideH w:val="single" w:sz="4" w:color="D9D9D9"/>
-              <w:insideV w:val="single" w:sz="4" w:color="D9D9D9"/>
-            </w:tcBorders>
-            <w:vAlign w:val="center"/>
-          </w:tcPr>
-          <w:p/>
-        </w:tc>
-        <w:tc>
-          <w:tcPr>
-            <w:tcW w:type="dxa" w:w="2520"/>
-            <w:tcBorders>
-              <w:top w:val="single" w:sz="4" w:color="D9D9D9"/>
-              <w:left w:val="single" w:sz="4" w:color="D9D9D9"/>
-              <w:bottom w:val="single" w:sz="4" w:color="D9D9D9"/>
-              <w:right w:val="single" w:sz="4" w:color="D9D9D9"/>
-              <w:insideH w:val="single" w:sz="4" w:color="D9D9D9"/>
-              <w:insideV w:val="single" w:sz="4" w:color="D9D9D9"/>
-            </w:tcBorders>
-            <w:vAlign w:val="center"/>
-          </w:tcPr>
-          <w:p/>
-        </w:tc>
-        <w:tc>
-          <w:tcPr>
-            <w:tcW w:type="dxa" w:w="2520"/>
-            <w:tcBorders>
-              <w:top w:val="single" w:sz="4" w:color="D9D9D9"/>
-              <w:left w:val="single" w:sz="4" w:color="D9D9D9"/>
-              <w:bottom w:val="single" w:sz="4" w:color="D9D9D9"/>
-              <w:right w:val="single" w:sz="4" w:color="D9D9D9"/>
-              <w:insideH w:val="single" w:sz="4" w:color="D9D9D9"/>
-              <w:insideV w:val="single" w:sz="4" w:color="D9D9D9"/>
-            </w:tcBorders>
-            <w:vAlign w:val="center"/>
-          </w:tcPr>
-          <w:p/>
-        </w:tc>
-        <w:tc>
-          <w:tcPr>
-            <w:tcW w:type="dxa" w:w="2520"/>
-            <w:tcBorders>
-              <w:top w:val="single" w:sz="4" w:color="D9D9D9"/>
-              <w:left w:val="single" w:sz="4" w:color="D9D9D9"/>
-              <w:bottom w:val="single" w:sz="4" w:color="D9D9D9"/>
-              <w:right w:val="single" w:sz="4" w:color="D9D9D9"/>
-              <w:insideH w:val="single" w:sz="4" w:color="D9D9D9"/>
-              <w:insideV w:val="single" w:sz="4" w:color="D9D9D9"/>
-            </w:tcBorders>
-            <w:vAlign w:val="center"/>
-          </w:tcPr>
-          <w:p/>
-        </w:tc>
-      </w:tr>
-      <w:tr>
-        <w:tc>
-          <w:tcPr>
-            <w:tcW w:type="dxa" w:w="2520"/>
-            <w:tcBorders>
-              <w:top w:val="single" w:sz="4" w:color="D9D9D9"/>
-              <w:left w:val="single" w:sz="4" w:color="D9D9D9"/>
-              <w:bottom w:val="single" w:sz="4" w:color="D9D9D9"/>
-              <w:right w:val="single" w:sz="4" w:color="D9D9D9"/>
-              <w:insideH w:val="single" w:sz="4" w:color="D9D9D9"/>
-              <w:insideV w:val="single" w:sz="4" w:color="D9D9D9"/>
-            </w:tcBorders>
-            <w:vAlign w:val="center"/>
-          </w:tcPr>
-          <w:p/>
-        </w:tc>
-        <w:tc>
-          <w:tcPr>
-            <w:tcW w:type="dxa" w:w="2520"/>
-            <w:tcBorders>
-              <w:top w:val="single" w:sz="4" w:color="D9D9D9"/>
-              <w:left w:val="single" w:sz="4" w:color="D9D9D9"/>
-              <w:bottom w:val="single" w:sz="4" w:color="D9D9D9"/>
-              <w:right w:val="single" w:sz="4" w:color="D9D9D9"/>
-              <w:insideH w:val="single" w:sz="4" w:color="D9D9D9"/>
-              <w:insideV w:val="single" w:sz="4" w:color="D9D9D9"/>
-            </w:tcBorders>
-            <w:vAlign w:val="center"/>
-          </w:tcPr>
-          <w:p/>
-        </w:tc>
-        <w:tc>
-          <w:tcPr>
-            <w:tcW w:type="dxa" w:w="2520"/>
-            <w:tcBorders>
-              <w:top w:val="single" w:sz="4" w:color="D9D9D9"/>
-              <w:left w:val="single" w:sz="4" w:color="D9D9D9"/>
-              <w:bottom w:val="single" w:sz="4" w:color="D9D9D9"/>
-              <w:right w:val="single" w:sz="4" w:color="D9D9D9"/>
-              <w:insideH w:val="single" w:sz="4" w:color="D9D9D9"/>
-              <w:insideV w:val="single" w:sz="4" w:color="D9D9D9"/>
-            </w:tcBorders>
-            <w:vAlign w:val="center"/>
-          </w:tcPr>
-          <w:p/>
-        </w:tc>
-        <w:tc>
-          <w:tcPr>
-            <w:tcW w:type="dxa" w:w="2520"/>
-            <w:tcBorders>
-              <w:top w:val="single" w:sz="4" w:color="D9D9D9"/>
-              <w:left w:val="single" w:sz="4" w:color="D9D9D9"/>
-              <w:bottom w:val="single" w:sz="4" w:color="D9D9D9"/>
-              <w:right w:val="single" w:sz="4" w:color="D9D9D9"/>
-              <w:insideH w:val="single" w:sz="4" w:color="D9D9D9"/>
-              <w:insideV w:val="single" w:sz="4" w:color="D9D9D9"/>
-            </w:tcBorders>
-            <w:vAlign w:val="center"/>
-          </w:tcPr>
-          <w:p/>
-        </w:tc>
-      </w:tr>
-      <w:tr>
-        <w:tc>
-          <w:tcPr>
-            <w:tcW w:type="dxa" w:w="2520"/>
-            <w:tcBorders>
-              <w:top w:val="single" w:sz="4" w:color="D9D9D9"/>
-              <w:left w:val="single" w:sz="4" w:color="D9D9D9"/>
-              <w:bottom w:val="single" w:sz="4" w:color="D9D9D9"/>
-              <w:right w:val="single" w:sz="4" w:color="D9D9D9"/>
-              <w:insideH w:val="single" w:sz="4" w:color="D9D9D9"/>
-              <w:insideV w:val="single" w:sz="4" w:color="D9D9D9"/>
-            </w:tcBorders>
-            <w:vAlign w:val="center"/>
-          </w:tcPr>
-          <w:p/>
-        </w:tc>
-        <w:tc>
-          <w:tcPr>
-            <w:tcW w:type="dxa" w:w="2520"/>
-            <w:tcBorders>
-              <w:top w:val="single" w:sz="4" w:color="D9D9D9"/>
-              <w:left w:val="single" w:sz="4" w:color="D9D9D9"/>
-              <w:bottom w:val="single" w:sz="4" w:color="D9D9D9"/>
-              <w:right w:val="single" w:sz="4" w:color="D9D9D9"/>
-              <w:insideH w:val="single" w:sz="4" w:color="D9D9D9"/>
-              <w:insideV w:val="single" w:sz="4" w:color="D9D9D9"/>
-            </w:tcBorders>
-            <w:vAlign w:val="center"/>
-          </w:tcPr>
-          <w:p/>
-        </w:tc>
-        <w:tc>
-          <w:tcPr>
-            <w:tcW w:type="dxa" w:w="2520"/>
-            <w:tcBorders>
-              <w:top w:val="single" w:sz="4" w:color="D9D9D9"/>
-              <w:left w:val="single" w:sz="4" w:color="D9D9D9"/>
-              <w:bottom w:val="single" w:sz="4" w:color="D9D9D9"/>
-              <w:right w:val="single" w:sz="4" w:color="D9D9D9"/>
-              <w:insideH w:val="single" w:sz="4" w:color="D9D9D9"/>
-              <w:insideV w:val="single" w:sz="4" w:color="D9D9D9"/>
-            </w:tcBorders>
-            <w:vAlign w:val="center"/>
-          </w:tcPr>
-          <w:p/>
-        </w:tc>
-        <w:tc>
-          <w:tcPr>
-            <w:tcW w:type="dxa" w:w="2520"/>
-            <w:tcBorders>
-              <w:top w:val="single" w:sz="4" w:color="D9D9D9"/>
-              <w:left w:val="single" w:sz="4" w:color="D9D9D9"/>
-              <w:bottom w:val="single" w:sz="4" w:color="D9D9D9"/>
-              <w:right w:val="single" w:sz="4" w:color="D9D9D9"/>
-              <w:insideH w:val="single" w:sz="4" w:color="D9D9D9"/>
-              <w:insideV w:val="single" w:sz="4" w:color="D9D9D9"/>
-            </w:tcBorders>
-            <w:vAlign w:val="center"/>
-          </w:tcPr>
-          <w:p/>
-        </w:tc>
-      </w:tr>
-    </w:tbl>
-    <w:p/>
-    <w:p>
-      <w:pPr>
-        <w:pStyle w:val="Heading1"/>
-      </w:pPr>
-      <w:r>
-        <w:rPr>
-          <w:b/>
-        </w:rPr>
-        <w:t>Review cadence</w:t>
-      </w:r>
-    </w:p>
-    <w:p>
-      <w:pPr>
-        <w:bidi w:val="1"/>
-        <w:jc w:val="right"/>
-      </w:pPr>
-      <w:r>
-        <w:t>وتيرة المراجعة</w:t>
-      </w:r>
-    </w:p>
-    <w:p>
-      <w:r>
-        <w:rPr>
-          <w:b/>
-        </w:rPr>
-        <w:t>Purpose and decision required / الغرض والقرار المطلوب</w:t>
-      </w:r>
-    </w:p>
-    <w:p>
-      <w:r>
-        <w:t>Record the verified facts, the source, the implication for the restaurant and the decision or action required.</w:t>
-      </w:r>
-    </w:p>
-    <w:p>
-      <w:pPr>
-        <w:bidi w:val="1"/>
-        <w:jc w:val="right"/>
-      </w:pPr>
-      <w:r>
-        <w:t>سجل الحقائق الموثقة ومصدرها وأثرها على المطعم والقرار أو الإجراء المطلوب.</w:t>
-      </w:r>
-    </w:p>
-    <w:tbl>
-      <w:tblPr>
-        <w:tblW w:type="auto" w:w="0"/>
-        <w:tblLayout w:type="fixed"/>
-        <w:tblLook w:firstColumn="1" w:firstRow="1" w:lastColumn="0" w:lastRow="0" w:noHBand="0" w:noVBand="1" w:val="04A0"/>
-      </w:tblPr>
-      <w:tblGrid>
-        <w:gridCol w:w="2520"/>
-        <w:gridCol w:w="2520"/>
-        <w:gridCol w:w="2520"/>
-        <w:gridCol w:w="2520"/>
-      </w:tblGrid>
-      <w:tr>
-        <w:tc>
-          <w:tcPr>
-            <w:tcW w:type="dxa" w:w="2520"/>
-            <w:shd w:fill="17324D"/>
-            <w:tcBorders>
-              <w:top w:val="single" w:sz="4" w:color="D9D9D9"/>
-              <w:left w:val="single" w:sz="4" w:color="D9D9D9"/>
-              <w:bottom w:val="single" w:sz="4" w:color="D9D9D9"/>
-              <w:right w:val="single" w:sz="4" w:color="D9D9D9"/>
-              <w:insideH w:val="single" w:sz="4" w:color="D9D9D9"/>
-              <w:insideV w:val="single" w:sz="4" w:color="D9D9D9"/>
-            </w:tcBorders>
-            <w:vAlign w:val="center"/>
-          </w:tcPr>
-          <w:p>
-            <w:r>
-              <w:rPr>
-                <w:b/>
-                <w:color w:val="FFFFFF"/>
-              </w:rPr>
-              <w:t>Evidence / الدليل</w:t>
-            </w:r>
-          </w:p>
-        </w:tc>
-        <w:tc>
-          <w:tcPr>
-            <w:tcW w:type="dxa" w:w="2520"/>
-            <w:shd w:fill="17324D"/>
-            <w:tcBorders>
-              <w:top w:val="single" w:sz="4" w:color="D9D9D9"/>
-              <w:left w:val="single" w:sz="4" w:color="D9D9D9"/>
-              <w:bottom w:val="single" w:sz="4" w:color="D9D9D9"/>
-              <w:right w:val="single" w:sz="4" w:color="D9D9D9"/>
-              <w:insideH w:val="single" w:sz="4" w:color="D9D9D9"/>
-              <w:insideV w:val="single" w:sz="4" w:color="D9D9D9"/>
-            </w:tcBorders>
-            <w:vAlign w:val="center"/>
-          </w:tcPr>
-          <w:p>
-            <w:r>
-              <w:rPr>
-                <w:b/>
-                <w:color w:val="FFFFFF"/>
-              </w:rPr>
-              <w:t>Source / المصدر</w:t>
-            </w:r>
-          </w:p>
-        </w:tc>
-        <w:tc>
-          <w:tcPr>
-            <w:tcW w:type="dxa" w:w="2520"/>
-            <w:shd w:fill="17324D"/>
-            <w:tcBorders>
-              <w:top w:val="single" w:sz="4" w:color="D9D9D9"/>
-              <w:left w:val="single" w:sz="4" w:color="D9D9D9"/>
-              <w:bottom w:val="single" w:sz="4" w:color="D9D9D9"/>
-              <w:right w:val="single" w:sz="4" w:color="D9D9D9"/>
-              <w:insideH w:val="single" w:sz="4" w:color="D9D9D9"/>
-              <w:insideV w:val="single" w:sz="4" w:color="D9D9D9"/>
-            </w:tcBorders>
-            <w:vAlign w:val="center"/>
-          </w:tcPr>
-          <w:p>
-            <w:r>
-              <w:rPr>
-                <w:b/>
-                <w:color w:val="FFFFFF"/>
-              </w:rPr>
-              <w:t>Implication / الأثر</w:t>
-            </w:r>
-          </w:p>
-        </w:tc>
-        <w:tc>
-          <w:tcPr>
-            <w:tcW w:type="dxa" w:w="2520"/>
-            <w:shd w:fill="17324D"/>
-            <w:tcBorders>
-              <w:top w:val="single" w:sz="4" w:color="D9D9D9"/>
-              <w:left w:val="single" w:sz="4" w:color="D9D9D9"/>
-              <w:bottom w:val="single" w:sz="4" w:color="D9D9D9"/>
-              <w:right w:val="single" w:sz="4" w:color="D9D9D9"/>
-              <w:insideH w:val="single" w:sz="4" w:color="D9D9D9"/>
-              <w:insideV w:val="single" w:sz="4" w:color="D9D9D9"/>
-            </w:tcBorders>
-            <w:vAlign w:val="center"/>
-          </w:tcPr>
-          <w:p>
-            <w:r>
-              <w:rPr>
-                <w:b/>
-                <w:color w:val="FFFFFF"/>
-              </w:rPr>
-              <w:t>Action / الإجراء</w:t>
-            </w:r>
-          </w:p>
-        </w:tc>
-      </w:tr>
-      <w:tr>
-        <w:tc>
-          <w:tcPr>
-            <w:tcW w:type="dxa" w:w="2520"/>
-            <w:tcBorders>
-              <w:top w:val="single" w:sz="4" w:color="D9D9D9"/>
-              <w:left w:val="single" w:sz="4" w:color="D9D9D9"/>
-              <w:bottom w:val="single" w:sz="4" w:color="D9D9D9"/>
-              <w:right w:val="single" w:sz="4" w:color="D9D9D9"/>
-              <w:insideH w:val="single" w:sz="4" w:color="D9D9D9"/>
-              <w:insideV w:val="single" w:sz="4" w:color="D9D9D9"/>
-            </w:tcBorders>
-            <w:vAlign w:val="center"/>
-          </w:tcPr>
-          <w:p/>
-        </w:tc>
-        <w:tc>
-          <w:tcPr>
-            <w:tcW w:type="dxa" w:w="2520"/>
-            <w:tcBorders>
-              <w:top w:val="single" w:sz="4" w:color="D9D9D9"/>
-              <w:left w:val="single" w:sz="4" w:color="D9D9D9"/>
-              <w:bottom w:val="single" w:sz="4" w:color="D9D9D9"/>
-              <w:right w:val="single" w:sz="4" w:color="D9D9D9"/>
-              <w:insideH w:val="single" w:sz="4" w:color="D9D9D9"/>
-              <w:insideV w:val="single" w:sz="4" w:color="D9D9D9"/>
-            </w:tcBorders>
-            <w:vAlign w:val="center"/>
-          </w:tcPr>
-          <w:p/>
-        </w:tc>
-        <w:tc>
-          <w:tcPr>
-            <w:tcW w:type="dxa" w:w="2520"/>
-            <w:tcBorders>
-              <w:top w:val="single" w:sz="4" w:color="D9D9D9"/>
-              <w:left w:val="single" w:sz="4" w:color="D9D9D9"/>
-              <w:bottom w:val="single" w:sz="4" w:color="D9D9D9"/>
-              <w:right w:val="single" w:sz="4" w:color="D9D9D9"/>
-              <w:insideH w:val="single" w:sz="4" w:color="D9D9D9"/>
-              <w:insideV w:val="single" w:sz="4" w:color="D9D9D9"/>
-            </w:tcBorders>
-            <w:vAlign w:val="center"/>
-          </w:tcPr>
-          <w:p/>
-        </w:tc>
-        <w:tc>
-          <w:tcPr>
-            <w:tcW w:type="dxa" w:w="2520"/>
-            <w:tcBorders>
-              <w:top w:val="single" w:sz="4" w:color="D9D9D9"/>
-              <w:left w:val="single" w:sz="4" w:color="D9D9D9"/>
-              <w:bottom w:val="single" w:sz="4" w:color="D9D9D9"/>
-              <w:right w:val="single" w:sz="4" w:color="D9D9D9"/>
-              <w:insideH w:val="single" w:sz="4" w:color="D9D9D9"/>
-              <w:insideV w:val="single" w:sz="4" w:color="D9D9D9"/>
-            </w:tcBorders>
-            <w:vAlign w:val="center"/>
-          </w:tcPr>
-          <w:p/>
-        </w:tc>
-      </w:tr>
-      <w:tr>
-        <w:tc>
-          <w:tcPr>
-            <w:tcW w:type="dxa" w:w="2520"/>
-            <w:tcBorders>
-              <w:top w:val="single" w:sz="4" w:color="D9D9D9"/>
-              <w:left w:val="single" w:sz="4" w:color="D9D9D9"/>
-              <w:bottom w:val="single" w:sz="4" w:color="D9D9D9"/>
-              <w:right w:val="single" w:sz="4" w:color="D9D9D9"/>
-              <w:insideH w:val="single" w:sz="4" w:color="D9D9D9"/>
-              <w:insideV w:val="single" w:sz="4" w:color="D9D9D9"/>
-            </w:tcBorders>
-            <w:vAlign w:val="center"/>
-          </w:tcPr>
-          <w:p/>
-        </w:tc>
-        <w:tc>
-          <w:tcPr>
-            <w:tcW w:type="dxa" w:w="2520"/>
-            <w:tcBorders>
-              <w:top w:val="single" w:sz="4" w:color="D9D9D9"/>
-              <w:left w:val="single" w:sz="4" w:color="D9D9D9"/>
-              <w:bottom w:val="single" w:sz="4" w:color="D9D9D9"/>
-              <w:right w:val="single" w:sz="4" w:color="D9D9D9"/>
-              <w:insideH w:val="single" w:sz="4" w:color="D9D9D9"/>
-              <w:insideV w:val="single" w:sz="4" w:color="D9D9D9"/>
-            </w:tcBorders>
-            <w:vAlign w:val="center"/>
-          </w:tcPr>
-          <w:p/>
-        </w:tc>
-        <w:tc>
-          <w:tcPr>
-            <w:tcW w:type="dxa" w:w="2520"/>
-            <w:tcBorders>
-              <w:top w:val="single" w:sz="4" w:color="D9D9D9"/>
-              <w:left w:val="single" w:sz="4" w:color="D9D9D9"/>
-              <w:bottom w:val="single" w:sz="4" w:color="D9D9D9"/>
-              <w:right w:val="single" w:sz="4" w:color="D9D9D9"/>
-              <w:insideH w:val="single" w:sz="4" w:color="D9D9D9"/>
-              <w:insideV w:val="single" w:sz="4" w:color="D9D9D9"/>
-            </w:tcBorders>
-            <w:vAlign w:val="center"/>
-          </w:tcPr>
-          <w:p/>
-        </w:tc>
-        <w:tc>
-          <w:tcPr>
-            <w:tcW w:type="dxa" w:w="2520"/>
-            <w:tcBorders>
-              <w:top w:val="single" w:sz="4" w:color="D9D9D9"/>
-              <w:left w:val="single" w:sz="4" w:color="D9D9D9"/>
-              <w:bottom w:val="single" w:sz="4" w:color="D9D9D9"/>
-              <w:right w:val="single" w:sz="4" w:color="D9D9D9"/>
-              <w:insideH w:val="single" w:sz="4" w:color="D9D9D9"/>
-              <w:insideV w:val="single" w:sz="4" w:color="D9D9D9"/>
-            </w:tcBorders>
-            <w:vAlign w:val="center"/>
-          </w:tcPr>
-          <w:p/>
-        </w:tc>
-      </w:tr>
-      <w:tr>
-        <w:tc>
-          <w:tcPr>
-            <w:tcW w:type="dxa" w:w="2520"/>
-            <w:tcBorders>
-              <w:top w:val="single" w:sz="4" w:color="D9D9D9"/>
-              <w:left w:val="single" w:sz="4" w:color="D9D9D9"/>
-              <w:bottom w:val="single" w:sz="4" w:color="D9D9D9"/>
-              <w:right w:val="single" w:sz="4" w:color="D9D9D9"/>
-              <w:insideH w:val="single" w:sz="4" w:color="D9D9D9"/>
-              <w:insideV w:val="single" w:sz="4" w:color="D9D9D9"/>
-            </w:tcBorders>
-            <w:vAlign w:val="center"/>
-          </w:tcPr>
-          <w:p/>
-        </w:tc>
-        <w:tc>
-          <w:tcPr>
-            <w:tcW w:type="dxa" w:w="2520"/>
-            <w:tcBorders>
-              <w:top w:val="single" w:sz="4" w:color="D9D9D9"/>
-              <w:left w:val="single" w:sz="4" w:color="D9D9D9"/>
-              <w:bottom w:val="single" w:sz="4" w:color="D9D9D9"/>
-              <w:right w:val="single" w:sz="4" w:color="D9D9D9"/>
-              <w:insideH w:val="single" w:sz="4" w:color="D9D9D9"/>
-              <w:insideV w:val="single" w:sz="4" w:color="D9D9D9"/>
-            </w:tcBorders>
-            <w:vAlign w:val="center"/>
-          </w:tcPr>
-          <w:p/>
-        </w:tc>
-        <w:tc>
-          <w:tcPr>
-            <w:tcW w:type="dxa" w:w="2520"/>
-            <w:tcBorders>
-              <w:top w:val="single" w:sz="4" w:color="D9D9D9"/>
-              <w:left w:val="single" w:sz="4" w:color="D9D9D9"/>
-              <w:bottom w:val="single" w:sz="4" w:color="D9D9D9"/>
-              <w:right w:val="single" w:sz="4" w:color="D9D9D9"/>
-              <w:insideH w:val="single" w:sz="4" w:color="D9D9D9"/>
-              <w:insideV w:val="single" w:sz="4" w:color="D9D9D9"/>
-            </w:tcBorders>
-            <w:vAlign w:val="center"/>
-          </w:tcPr>
-          <w:p/>
-        </w:tc>
-        <w:tc>
-          <w:tcPr>
-            <w:tcW w:type="dxa" w:w="2520"/>
-            <w:tcBorders>
-              <w:top w:val="single" w:sz="4" w:color="D9D9D9"/>
-              <w:left w:val="single" w:sz="4" w:color="D9D9D9"/>
-              <w:bottom w:val="single" w:sz="4" w:color="D9D9D9"/>
-              <w:right w:val="single" w:sz="4" w:color="D9D9D9"/>
-              <w:insideH w:val="single" w:sz="4" w:color="D9D9D9"/>
-              <w:insideV w:val="single" w:sz="4" w:color="D9D9D9"/>
-            </w:tcBorders>
-            <w:vAlign w:val="center"/>
-          </w:tcPr>
-          <w:p/>
-        </w:tc>
-      </w:tr>
-    </w:tbl>
-    <w:p/>
-    <w:p>
-      <w:pPr>
-        <w:pStyle w:val="Heading1"/>
-      </w:pPr>
-      <w:r>
-        <w:rPr>
-          <w:b/>
-        </w:rPr>
-        <w:t>Action plan</w:t>
-      </w:r>
-    </w:p>
-    <w:p>
-      <w:pPr>
-        <w:bidi w:val="1"/>
-        <w:jc w:val="right"/>
-      </w:pPr>
-      <w:r>
-        <w:t>خطة العمل</w:t>
-      </w:r>
-    </w:p>
-    <w:tbl>
-      <w:tblPr>
-        <w:tblW w:type="auto" w:w="0"/>
-        <w:tblLayout w:type="fixed"/>
-        <w:tblLook w:firstColumn="1" w:firstRow="1" w:lastColumn="0" w:lastRow="0" w:noHBand="0" w:noVBand="1" w:val="04A0"/>
-      </w:tblPr>
-      <w:tblGrid>
-        <w:gridCol w:w="1680"/>
-        <w:gridCol w:w="1680"/>
-        <w:gridCol w:w="1680"/>
-        <w:gridCol w:w="1680"/>
-        <w:gridCol w:w="1680"/>
-        <w:gridCol w:w="1680"/>
-      </w:tblGrid>
-      <w:tr>
-        <w:tc>
-          <w:tcPr>
-            <w:tcW w:type="dxa" w:w="1680"/>
-            <w:shd w:fill="17324D"/>
-            <w:tcBorders>
-              <w:top w:val="single" w:sz="4" w:color="D9D9D9"/>
-              <w:left w:val="single" w:sz="4" w:color="D9D9D9"/>
-              <w:bottom w:val="single" w:sz="4" w:color="D9D9D9"/>
-              <w:right w:val="single" w:sz="4" w:color="D9D9D9"/>
-              <w:insideH w:val="single" w:sz="4" w:color="D9D9D9"/>
-              <w:insideV w:val="single" w:sz="4" w:color="D9D9D9"/>
-            </w:tcBorders>
-            <w:vAlign w:val="center"/>
-          </w:tcPr>
-          <w:p>
-            <w:r>
-              <w:rPr>
-                <w:b/>
-                <w:color w:val="FFFFFF"/>
-              </w:rPr>
-              <w:t>Priority</w:t>
-            </w:r>
-          </w:p>
-        </w:tc>
-        <w:tc>
-          <w:tcPr>
-            <w:tcW w:type="dxa" w:w="1680"/>
-            <w:shd w:fill="17324D"/>
-            <w:tcBorders>
-              <w:top w:val="single" w:sz="4" w:color="D9D9D9"/>
-              <w:left w:val="single" w:sz="4" w:color="D9D9D9"/>
-              <w:bottom w:val="single" w:sz="4" w:color="D9D9D9"/>
-              <w:right w:val="single" w:sz="4" w:color="D9D9D9"/>
-              <w:insideH w:val="single" w:sz="4" w:color="D9D9D9"/>
-              <w:insideV w:val="single" w:sz="4" w:color="D9D9D9"/>
-            </w:tcBorders>
-            <w:vAlign w:val="center"/>
-          </w:tcPr>
-          <w:p>
-            <w:r>
-              <w:rPr>
-                <w:b/>
-                <w:color w:val="FFFFFF"/>
-              </w:rPr>
-              <w:t>Action</w:t>
-            </w:r>
-          </w:p>
-        </w:tc>
-        <w:tc>
-          <w:tcPr>
-            <w:tcW w:type="dxa" w:w="1680"/>
-            <w:shd w:fill="17324D"/>
-            <w:tcBorders>
-              <w:top w:val="single" w:sz="4" w:color="D9D9D9"/>
-              <w:left w:val="single" w:sz="4" w:color="D9D9D9"/>
-              <w:bottom w:val="single" w:sz="4" w:color="D9D9D9"/>
-              <w:right w:val="single" w:sz="4" w:color="D9D9D9"/>
-              <w:insideH w:val="single" w:sz="4" w:color="D9D9D9"/>
-              <w:insideV w:val="single" w:sz="4" w:color="D9D9D9"/>
-            </w:tcBorders>
-            <w:vAlign w:val="center"/>
-          </w:tcPr>
-          <w:p>
-            <w:r>
-              <w:rPr>
-                <w:b/>
-                <w:color w:val="FFFFFF"/>
-              </w:rPr>
-              <w:t>Owner</w:t>
-            </w:r>
-          </w:p>
-        </w:tc>
-        <w:tc>
-          <w:tcPr>
-            <w:tcW w:type="dxa" w:w="1680"/>
-            <w:shd w:fill="17324D"/>
-            <w:tcBorders>
-              <w:top w:val="single" w:sz="4" w:color="D9D9D9"/>
-              <w:left w:val="single" w:sz="4" w:color="D9D9D9"/>
-              <w:bottom w:val="single" w:sz="4" w:color="D9D9D9"/>
-              <w:right w:val="single" w:sz="4" w:color="D9D9D9"/>
-              <w:insideH w:val="single" w:sz="4" w:color="D9D9D9"/>
-              <w:insideV w:val="single" w:sz="4" w:color="D9D9D9"/>
-            </w:tcBorders>
-            <w:vAlign w:val="center"/>
-          </w:tcPr>
-          <w:p>
-            <w:r>
-              <w:rPr>
-                <w:b/>
-                <w:color w:val="FFFFFF"/>
-              </w:rPr>
-              <w:t>Due date</w:t>
-            </w:r>
-          </w:p>
-        </w:tc>
-        <w:tc>
-          <w:tcPr>
-            <w:tcW w:type="dxa" w:w="1680"/>
-            <w:shd w:fill="17324D"/>
-            <w:tcBorders>
-              <w:top w:val="single" w:sz="4" w:color="D9D9D9"/>
-              <w:left w:val="single" w:sz="4" w:color="D9D9D9"/>
-              <w:bottom w:val="single" w:sz="4" w:color="D9D9D9"/>
-              <w:right w:val="single" w:sz="4" w:color="D9D9D9"/>
-              <w:insideH w:val="single" w:sz="4" w:color="D9D9D9"/>
-              <w:insideV w:val="single" w:sz="4" w:color="D9D9D9"/>
-            </w:tcBorders>
-            <w:vAlign w:val="center"/>
-          </w:tcPr>
-          <w:p>
-            <w:r>
-              <w:rPr>
-                <w:b/>
-                <w:color w:val="FFFFFF"/>
-              </w:rPr>
-              <w:t>Measure</w:t>
-            </w:r>
-          </w:p>
-        </w:tc>
-        <w:tc>
-          <w:tcPr>
-            <w:tcW w:type="dxa" w:w="1680"/>
-            <w:shd w:fill="17324D"/>
-            <w:tcBorders>
-              <w:top w:val="single" w:sz="4" w:color="D9D9D9"/>
-              <w:left w:val="single" w:sz="4" w:color="D9D9D9"/>
-              <w:bottom w:val="single" w:sz="4" w:color="D9D9D9"/>
-              <w:right w:val="single" w:sz="4" w:color="D9D9D9"/>
-              <w:insideH w:val="single" w:sz="4" w:color="D9D9D9"/>
-              <w:insideV w:val="single" w:sz="4" w:color="D9D9D9"/>
-            </w:tcBorders>
-            <w:vAlign w:val="center"/>
-          </w:tcPr>
-          <w:p>
-            <w:r>
-              <w:rPr>
-                <w:b/>
-                <w:color w:val="FFFFFF"/>
-              </w:rPr>
-              <w:t>Status</w:t>
-            </w:r>
-          </w:p>
-        </w:tc>
-      </w:tr>
-      <w:tr>
-        <w:tc>
-          <w:tcPr>
-            <w:tcW w:type="dxa" w:w="1680"/>
-            <w:tcBorders>
-              <w:top w:val="single" w:sz="4" w:color="D9D9D9"/>
-              <w:left w:val="single" w:sz="4" w:color="D9D9D9"/>
-              <w:bottom w:val="single" w:sz="4" w:color="D9D9D9"/>
-              <w:right w:val="single" w:sz="4" w:color="D9D9D9"/>
-              <w:insideH w:val="single" w:sz="4" w:color="D9D9D9"/>
-              <w:insideV w:val="single" w:sz="4" w:color="D9D9D9"/>
-            </w:tcBorders>
-            <w:vAlign w:val="center"/>
-          </w:tcPr>
-          <w:p/>
-        </w:tc>
-        <w:tc>
-          <w:tcPr>
-            <w:tcW w:type="dxa" w:w="1680"/>
-            <w:tcBorders>
-              <w:top w:val="single" w:sz="4" w:color="D9D9D9"/>
-              <w:left w:val="single" w:sz="4" w:color="D9D9D9"/>
-              <w:bottom w:val="single" w:sz="4" w:color="D9D9D9"/>
-              <w:right w:val="single" w:sz="4" w:color="D9D9D9"/>
-              <w:insideH w:val="single" w:sz="4" w:color="D9D9D9"/>
-              <w:insideV w:val="single" w:sz="4" w:color="D9D9D9"/>
-            </w:tcBorders>
-            <w:vAlign w:val="center"/>
-          </w:tcPr>
-          <w:p/>
-        </w:tc>
-        <w:tc>
-          <w:tcPr>
-            <w:tcW w:type="dxa" w:w="1680"/>
-            <w:tcBorders>
-              <w:top w:val="single" w:sz="4" w:color="D9D9D9"/>
-              <w:left w:val="single" w:sz="4" w:color="D9D9D9"/>
-              <w:bottom w:val="single" w:sz="4" w:color="D9D9D9"/>
-              <w:right w:val="single" w:sz="4" w:color="D9D9D9"/>
-              <w:insideH w:val="single" w:sz="4" w:color="D9D9D9"/>
-              <w:insideV w:val="single" w:sz="4" w:color="D9D9D9"/>
-            </w:tcBorders>
-            <w:vAlign w:val="center"/>
-          </w:tcPr>
-          <w:p/>
-        </w:tc>
-        <w:tc>
-          <w:tcPr>
-            <w:tcW w:type="dxa" w:w="1680"/>
-            <w:tcBorders>
-              <w:top w:val="single" w:sz="4" w:color="D9D9D9"/>
-              <w:left w:val="single" w:sz="4" w:color="D9D9D9"/>
-              <w:bottom w:val="single" w:sz="4" w:color="D9D9D9"/>
-              <w:right w:val="single" w:sz="4" w:color="D9D9D9"/>
-              <w:insideH w:val="single" w:sz="4" w:color="D9D9D9"/>
-              <w:insideV w:val="single" w:sz="4" w:color="D9D9D9"/>
-            </w:tcBorders>
-            <w:vAlign w:val="center"/>
-          </w:tcPr>
-          <w:p/>
-        </w:tc>
-        <w:tc>
-          <w:tcPr>
-            <w:tcW w:type="dxa" w:w="1680"/>
-            <w:tcBorders>
-              <w:top w:val="single" w:sz="4" w:color="D9D9D9"/>
-              <w:left w:val="single" w:sz="4" w:color="D9D9D9"/>
-              <w:bottom w:val="single" w:sz="4" w:color="D9D9D9"/>
-              <w:right w:val="single" w:sz="4" w:color="D9D9D9"/>
-              <w:insideH w:val="single" w:sz="4" w:color="D9D9D9"/>
-              <w:insideV w:val="single" w:sz="4" w:color="D9D9D9"/>
-            </w:tcBorders>
-            <w:vAlign w:val="center"/>
-          </w:tcPr>
-          <w:p/>
-        </w:tc>
-        <w:tc>
-          <w:tcPr>
-            <w:tcW w:type="dxa" w:w="1680"/>
-            <w:tcBorders>
-              <w:top w:val="single" w:sz="4" w:color="D9D9D9"/>
-              <w:left w:val="single" w:sz="4" w:color="D9D9D9"/>
-              <w:bottom w:val="single" w:sz="4" w:color="D9D9D9"/>
-              <w:right w:val="single" w:sz="4" w:color="D9D9D9"/>
-              <w:insideH w:val="single" w:sz="4" w:color="D9D9D9"/>
-              <w:insideV w:val="single" w:sz="4" w:color="D9D9D9"/>
-            </w:tcBorders>
-            <w:vAlign w:val="center"/>
-          </w:tcPr>
-          <w:p/>
-        </w:tc>
-      </w:tr>
-      <w:tr>
-        <w:tc>
-          <w:tcPr>
-            <w:tcW w:type="dxa" w:w="1680"/>
-            <w:tcBorders>
-              <w:top w:val="single" w:sz="4" w:color="D9D9D9"/>
-              <w:left w:val="single" w:sz="4" w:color="D9D9D9"/>
-              <w:bottom w:val="single" w:sz="4" w:color="D9D9D9"/>
-              <w:right w:val="single" w:sz="4" w:color="D9D9D9"/>
-              <w:insideH w:val="single" w:sz="4" w:color="D9D9D9"/>
-              <w:insideV w:val="single" w:sz="4" w:color="D9D9D9"/>
-            </w:tcBorders>
-            <w:vAlign w:val="center"/>
-          </w:tcPr>
-          <w:p/>
-        </w:tc>
-        <w:tc>
-          <w:tcPr>
-            <w:tcW w:type="dxa" w:w="1680"/>
-            <w:tcBorders>
-              <w:top w:val="single" w:sz="4" w:color="D9D9D9"/>
-              <w:left w:val="single" w:sz="4" w:color="D9D9D9"/>
-              <w:bottom w:val="single" w:sz="4" w:color="D9D9D9"/>
-              <w:right w:val="single" w:sz="4" w:color="D9D9D9"/>
-              <w:insideH w:val="single" w:sz="4" w:color="D9D9D9"/>
-              <w:insideV w:val="single" w:sz="4" w:color="D9D9D9"/>
-            </w:tcBorders>
-            <w:vAlign w:val="center"/>
-          </w:tcPr>
-          <w:p/>
-        </w:tc>
-        <w:tc>
-          <w:tcPr>
-            <w:tcW w:type="dxa" w:w="1680"/>
-            <w:tcBorders>
-              <w:top w:val="single" w:sz="4" w:color="D9D9D9"/>
-              <w:left w:val="single" w:sz="4" w:color="D9D9D9"/>
-              <w:bottom w:val="single" w:sz="4" w:color="D9D9D9"/>
-              <w:right w:val="single" w:sz="4" w:color="D9D9D9"/>
-              <w:insideH w:val="single" w:sz="4" w:color="D9D9D9"/>
-              <w:insideV w:val="single" w:sz="4" w:color="D9D9D9"/>
-            </w:tcBorders>
-            <w:vAlign w:val="center"/>
-          </w:tcPr>
-          <w:p/>
-        </w:tc>
-        <w:tc>
-          <w:tcPr>
-            <w:tcW w:type="dxa" w:w="1680"/>
-            <w:tcBorders>
-              <w:top w:val="single" w:sz="4" w:color="D9D9D9"/>
-              <w:left w:val="single" w:sz="4" w:color="D9D9D9"/>
-              <w:bottom w:val="single" w:sz="4" w:color="D9D9D9"/>
-              <w:right w:val="single" w:sz="4" w:color="D9D9D9"/>
-              <w:insideH w:val="single" w:sz="4" w:color="D9D9D9"/>
-              <w:insideV w:val="single" w:sz="4" w:color="D9D9D9"/>
-            </w:tcBorders>
-            <w:vAlign w:val="center"/>
-          </w:tcPr>
-          <w:p/>
-        </w:tc>
-        <w:tc>
-          <w:tcPr>
-            <w:tcW w:type="dxa" w:w="1680"/>
-            <w:tcBorders>
-              <w:top w:val="single" w:sz="4" w:color="D9D9D9"/>
-              <w:left w:val="single" w:sz="4" w:color="D9D9D9"/>
-              <w:bottom w:val="single" w:sz="4" w:color="D9D9D9"/>
-              <w:right w:val="single" w:sz="4" w:color="D9D9D9"/>
-              <w:insideH w:val="single" w:sz="4" w:color="D9D9D9"/>
-              <w:insideV w:val="single" w:sz="4" w:color="D9D9D9"/>
-            </w:tcBorders>
-            <w:vAlign w:val="center"/>
-          </w:tcPr>
-          <w:p/>
-        </w:tc>
-        <w:tc>
-          <w:tcPr>
-            <w:tcW w:type="dxa" w:w="1680"/>
-            <w:tcBorders>
-              <w:top w:val="single" w:sz="4" w:color="D9D9D9"/>
-              <w:left w:val="single" w:sz="4" w:color="D9D9D9"/>
-              <w:bottom w:val="single" w:sz="4" w:color="D9D9D9"/>
-              <w:right w:val="single" w:sz="4" w:color="D9D9D9"/>
-              <w:insideH w:val="single" w:sz="4" w:color="D9D9D9"/>
-              <w:insideV w:val="single" w:sz="4" w:color="D9D9D9"/>
-            </w:tcBorders>
-            <w:vAlign w:val="center"/>
-          </w:tcPr>
-          <w:p/>
-        </w:tc>
-      </w:tr>
-      <w:tr>
-        <w:tc>
-          <w:tcPr>
-            <w:tcW w:type="dxa" w:w="1680"/>
-            <w:tcBorders>
-              <w:top w:val="single" w:sz="4" w:color="D9D9D9"/>
-              <w:left w:val="single" w:sz="4" w:color="D9D9D9"/>
-              <w:bottom w:val="single" w:sz="4" w:color="D9D9D9"/>
-              <w:right w:val="single" w:sz="4" w:color="D9D9D9"/>
-              <w:insideH w:val="single" w:sz="4" w:color="D9D9D9"/>
-              <w:insideV w:val="single" w:sz="4" w:color="D9D9D9"/>
-            </w:tcBorders>
-            <w:vAlign w:val="center"/>
-          </w:tcPr>
-          <w:p/>
-        </w:tc>
-        <w:tc>
-          <w:tcPr>
-            <w:tcW w:type="dxa" w:w="1680"/>
-            <w:tcBorders>
-              <w:top w:val="single" w:sz="4" w:color="D9D9D9"/>
-              <w:left w:val="single" w:sz="4" w:color="D9D9D9"/>
-              <w:bottom w:val="single" w:sz="4" w:color="D9D9D9"/>
-              <w:right w:val="single" w:sz="4" w:color="D9D9D9"/>
-              <w:insideH w:val="single" w:sz="4" w:color="D9D9D9"/>
-              <w:insideV w:val="single" w:sz="4" w:color="D9D9D9"/>
-            </w:tcBorders>
-            <w:vAlign w:val="center"/>
-          </w:tcPr>
-          <w:p/>
-        </w:tc>
-        <w:tc>
-          <w:tcPr>
-            <w:tcW w:type="dxa" w:w="1680"/>
-            <w:tcBorders>
-              <w:top w:val="single" w:sz="4" w:color="D9D9D9"/>
-              <w:left w:val="single" w:sz="4" w:color="D9D9D9"/>
-              <w:bottom w:val="single" w:sz="4" w:color="D9D9D9"/>
-              <w:right w:val="single" w:sz="4" w:color="D9D9D9"/>
-              <w:insideH w:val="single" w:sz="4" w:color="D9D9D9"/>
-              <w:insideV w:val="single" w:sz="4" w:color="D9D9D9"/>
-            </w:tcBorders>
-            <w:vAlign w:val="center"/>
-          </w:tcPr>
-          <w:p/>
-        </w:tc>
-        <w:tc>
-          <w:tcPr>
-            <w:tcW w:type="dxa" w:w="1680"/>
-            <w:tcBorders>
-              <w:top w:val="single" w:sz="4" w:color="D9D9D9"/>
-              <w:left w:val="single" w:sz="4" w:color="D9D9D9"/>
-              <w:bottom w:val="single" w:sz="4" w:color="D9D9D9"/>
-              <w:right w:val="single" w:sz="4" w:color="D9D9D9"/>
-              <w:insideH w:val="single" w:sz="4" w:color="D9D9D9"/>
-              <w:insideV w:val="single" w:sz="4" w:color="D9D9D9"/>
-            </w:tcBorders>
-            <w:vAlign w:val="center"/>
-          </w:tcPr>
-          <w:p/>
-        </w:tc>
-        <w:tc>
-          <w:tcPr>
-            <w:tcW w:type="dxa" w:w="1680"/>
-            <w:tcBorders>
-              <w:top w:val="single" w:sz="4" w:color="D9D9D9"/>
-              <w:left w:val="single" w:sz="4" w:color="D9D9D9"/>
-              <w:bottom w:val="single" w:sz="4" w:color="D9D9D9"/>
-              <w:right w:val="single" w:sz="4" w:color="D9D9D9"/>
-              <w:insideH w:val="single" w:sz="4" w:color="D9D9D9"/>
-              <w:insideV w:val="single" w:sz="4" w:color="D9D9D9"/>
-            </w:tcBorders>
-            <w:vAlign w:val="center"/>
-          </w:tcPr>
-          <w:p/>
-        </w:tc>
-        <w:tc>
-          <w:tcPr>
-            <w:tcW w:type="dxa" w:w="1680"/>
-            <w:tcBorders>
-              <w:top w:val="single" w:sz="4" w:color="D9D9D9"/>
-              <w:left w:val="single" w:sz="4" w:color="D9D9D9"/>
-              <w:bottom w:val="single" w:sz="4" w:color="D9D9D9"/>
-              <w:right w:val="single" w:sz="4" w:color="D9D9D9"/>
-              <w:insideH w:val="single" w:sz="4" w:color="D9D9D9"/>
-              <w:insideV w:val="single" w:sz="4" w:color="D9D9D9"/>
-            </w:tcBorders>
-            <w:vAlign w:val="center"/>
-          </w:tcPr>
-          <w:p/>
-        </w:tc>
-      </w:tr>
-      <w:tr>
-        <w:tc>
-          <w:tcPr>
-            <w:tcW w:type="dxa" w:w="1680"/>
-            <w:tcBorders>
-              <w:top w:val="single" w:sz="4" w:color="D9D9D9"/>
-              <w:left w:val="single" w:sz="4" w:color="D9D9D9"/>
-              <w:bottom w:val="single" w:sz="4" w:color="D9D9D9"/>
-              <w:right w:val="single" w:sz="4" w:color="D9D9D9"/>
-              <w:insideH w:val="single" w:sz="4" w:color="D9D9D9"/>
-              <w:insideV w:val="single" w:sz="4" w:color="D9D9D9"/>
-            </w:tcBorders>
-            <w:vAlign w:val="center"/>
-          </w:tcPr>
-          <w:p/>
-        </w:tc>
-        <w:tc>
-          <w:tcPr>
-            <w:tcW w:type="dxa" w:w="1680"/>
-            <w:tcBorders>
-              <w:top w:val="single" w:sz="4" w:color="D9D9D9"/>
-              <w:left w:val="single" w:sz="4" w:color="D9D9D9"/>
-              <w:bottom w:val="single" w:sz="4" w:color="D9D9D9"/>
-              <w:right w:val="single" w:sz="4" w:color="D9D9D9"/>
-              <w:insideH w:val="single" w:sz="4" w:color="D9D9D9"/>
-              <w:insideV w:val="single" w:sz="4" w:color="D9D9D9"/>
-            </w:tcBorders>
-            <w:vAlign w:val="center"/>
-          </w:tcPr>
-          <w:p/>
-        </w:tc>
-        <w:tc>
-          <w:tcPr>
-            <w:tcW w:type="dxa" w:w="1680"/>
-            <w:tcBorders>
-              <w:top w:val="single" w:sz="4" w:color="D9D9D9"/>
-              <w:left w:val="single" w:sz="4" w:color="D9D9D9"/>
-              <w:bottom w:val="single" w:sz="4" w:color="D9D9D9"/>
-              <w:right w:val="single" w:sz="4" w:color="D9D9D9"/>
-              <w:insideH w:val="single" w:sz="4" w:color="D9D9D9"/>
-              <w:insideV w:val="single" w:sz="4" w:color="D9D9D9"/>
-            </w:tcBorders>
-            <w:vAlign w:val="center"/>
-          </w:tcPr>
-          <w:p/>
-        </w:tc>
-        <w:tc>
-          <w:tcPr>
-            <w:tcW w:type="dxa" w:w="1680"/>
-            <w:tcBorders>
-              <w:top w:val="single" w:sz="4" w:color="D9D9D9"/>
-              <w:left w:val="single" w:sz="4" w:color="D9D9D9"/>
-              <w:bottom w:val="single" w:sz="4" w:color="D9D9D9"/>
-              <w:right w:val="single" w:sz="4" w:color="D9D9D9"/>
-              <w:insideH w:val="single" w:sz="4" w:color="D9D9D9"/>
-              <w:insideV w:val="single" w:sz="4" w:color="D9D9D9"/>
-            </w:tcBorders>
-            <w:vAlign w:val="center"/>
-          </w:tcPr>
-          <w:p/>
-        </w:tc>
-        <w:tc>
-          <w:tcPr>
-            <w:tcW w:type="dxa" w:w="1680"/>
-            <w:tcBorders>
-              <w:top w:val="single" w:sz="4" w:color="D9D9D9"/>
-              <w:left w:val="single" w:sz="4" w:color="D9D9D9"/>
-              <w:bottom w:val="single" w:sz="4" w:color="D9D9D9"/>
-              <w:right w:val="single" w:sz="4" w:color="D9D9D9"/>
-              <w:insideH w:val="single" w:sz="4" w:color="D9D9D9"/>
-              <w:insideV w:val="single" w:sz="4" w:color="D9D9D9"/>
-            </w:tcBorders>
-            <w:vAlign w:val="center"/>
-          </w:tcPr>
-          <w:p/>
-        </w:tc>
-        <w:tc>
-          <w:tcPr>
-            <w:tcW w:type="dxa" w:w="1680"/>
-            <w:tcBorders>
-              <w:top w:val="single" w:sz="4" w:color="D9D9D9"/>
-              <w:left w:val="single" w:sz="4" w:color="D9D9D9"/>
-              <w:bottom w:val="single" w:sz="4" w:color="D9D9D9"/>
-              <w:right w:val="single" w:sz="4" w:color="D9D9D9"/>
-              <w:insideH w:val="single" w:sz="4" w:color="D9D9D9"/>
-              <w:insideV w:val="single" w:sz="4" w:color="D9D9D9"/>
-            </w:tcBorders>
-            <w:vAlign w:val="center"/>
-          </w:tcPr>
-          <w:p/>
-        </w:tc>
-      </w:tr>
-      <w:tr>
-        <w:tc>
-          <w:tcPr>
-            <w:tcW w:type="dxa" w:w="1680"/>
-            <w:tcBorders>
-              <w:top w:val="single" w:sz="4" w:color="D9D9D9"/>
-              <w:left w:val="single" w:sz="4" w:color="D9D9D9"/>
-              <w:bottom w:val="single" w:sz="4" w:color="D9D9D9"/>
-              <w:right w:val="single" w:sz="4" w:color="D9D9D9"/>
-              <w:insideH w:val="single" w:sz="4" w:color="D9D9D9"/>
-              <w:insideV w:val="single" w:sz="4" w:color="D9D9D9"/>
-            </w:tcBorders>
-            <w:vAlign w:val="center"/>
-          </w:tcPr>
-          <w:p/>
-        </w:tc>
-        <w:tc>
-          <w:tcPr>
-            <w:tcW w:type="dxa" w:w="1680"/>
-            <w:tcBorders>
-              <w:top w:val="single" w:sz="4" w:color="D9D9D9"/>
-              <w:left w:val="single" w:sz="4" w:color="D9D9D9"/>
-              <w:bottom w:val="single" w:sz="4" w:color="D9D9D9"/>
-              <w:right w:val="single" w:sz="4" w:color="D9D9D9"/>
-              <w:insideH w:val="single" w:sz="4" w:color="D9D9D9"/>
-              <w:insideV w:val="single" w:sz="4" w:color="D9D9D9"/>
-            </w:tcBorders>
-            <w:vAlign w:val="center"/>
-          </w:tcPr>
-          <w:p/>
-        </w:tc>
-        <w:tc>
-          <w:tcPr>
-            <w:tcW w:type="dxa" w:w="1680"/>
-            <w:tcBorders>
-              <w:top w:val="single" w:sz="4" w:color="D9D9D9"/>
-              <w:left w:val="single" w:sz="4" w:color="D9D9D9"/>
-              <w:bottom w:val="single" w:sz="4" w:color="D9D9D9"/>
-              <w:right w:val="single" w:sz="4" w:color="D9D9D9"/>
-              <w:insideH w:val="single" w:sz="4" w:color="D9D9D9"/>
-              <w:insideV w:val="single" w:sz="4" w:color="D9D9D9"/>
-            </w:tcBorders>
-            <w:vAlign w:val="center"/>
-          </w:tcPr>
-          <w:p/>
-        </w:tc>
-        <w:tc>
-          <w:tcPr>
-            <w:tcW w:type="dxa" w:w="1680"/>
-            <w:tcBorders>
-              <w:top w:val="single" w:sz="4" w:color="D9D9D9"/>
-              <w:left w:val="single" w:sz="4" w:color="D9D9D9"/>
-              <w:bottom w:val="single" w:sz="4" w:color="D9D9D9"/>
-              <w:right w:val="single" w:sz="4" w:color="D9D9D9"/>
-              <w:insideH w:val="single" w:sz="4" w:color="D9D9D9"/>
-              <w:insideV w:val="single" w:sz="4" w:color="D9D9D9"/>
-            </w:tcBorders>
-            <w:vAlign w:val="center"/>
-          </w:tcPr>
-          <w:p/>
-        </w:tc>
-        <w:tc>
-          <w:tcPr>
-            <w:tcW w:type="dxa" w:w="1680"/>
-            <w:tcBorders>
-              <w:top w:val="single" w:sz="4" w:color="D9D9D9"/>
-              <w:left w:val="single" w:sz="4" w:color="D9D9D9"/>
-              <w:bottom w:val="single" w:sz="4" w:color="D9D9D9"/>
-              <w:right w:val="single" w:sz="4" w:color="D9D9D9"/>
-              <w:insideH w:val="single" w:sz="4" w:color="D9D9D9"/>
-              <w:insideV w:val="single" w:sz="4" w:color="D9D9D9"/>
-            </w:tcBorders>
-            <w:vAlign w:val="center"/>
-          </w:tcPr>
-          <w:p/>
-        </w:tc>
-        <w:tc>
-          <w:tcPr>
-            <w:tcW w:type="dxa" w:w="1680"/>
-            <w:tcBorders>
-              <w:top w:val="single" w:sz="4" w:color="D9D9D9"/>
-              <w:left w:val="single" w:sz="4" w:color="D9D9D9"/>
-              <w:bottom w:val="single" w:sz="4" w:color="D9D9D9"/>
-              <w:right w:val="single" w:sz="4" w:color="D9D9D9"/>
-              <w:insideH w:val="single" w:sz="4" w:color="D9D9D9"/>
-              <w:insideV w:val="single" w:sz="4" w:color="D9D9D9"/>
-            </w:tcBorders>
-            <w:vAlign w:val="center"/>
-          </w:tcPr>
-          <w:p/>
-        </w:tc>
-      </w:tr>
-      <w:tr>
-        <w:tc>
-          <w:tcPr>
-            <w:tcW w:type="dxa" w:w="1680"/>
-            <w:tcBorders>
-              <w:top w:val="single" w:sz="4" w:color="D9D9D9"/>
-              <w:left w:val="single" w:sz="4" w:color="D9D9D9"/>
-              <w:bottom w:val="single" w:sz="4" w:color="D9D9D9"/>
-              <w:right w:val="single" w:sz="4" w:color="D9D9D9"/>
-              <w:insideH w:val="single" w:sz="4" w:color="D9D9D9"/>
-              <w:insideV w:val="single" w:sz="4" w:color="D9D9D9"/>
-            </w:tcBorders>
-            <w:vAlign w:val="center"/>
-          </w:tcPr>
-          <w:p/>
-        </w:tc>
-        <w:tc>
-          <w:tcPr>
-            <w:tcW w:type="dxa" w:w="1680"/>
-            <w:tcBorders>
-              <w:top w:val="single" w:sz="4" w:color="D9D9D9"/>
-              <w:left w:val="single" w:sz="4" w:color="D9D9D9"/>
-              <w:bottom w:val="single" w:sz="4" w:color="D9D9D9"/>
-              <w:right w:val="single" w:sz="4" w:color="D9D9D9"/>
-              <w:insideH w:val="single" w:sz="4" w:color="D9D9D9"/>
-              <w:insideV w:val="single" w:sz="4" w:color="D9D9D9"/>
-            </w:tcBorders>
-            <w:vAlign w:val="center"/>
-          </w:tcPr>
-          <w:p/>
-        </w:tc>
-        <w:tc>
-          <w:tcPr>
-            <w:tcW w:type="dxa" w:w="1680"/>
-            <w:tcBorders>
-              <w:top w:val="single" w:sz="4" w:color="D9D9D9"/>
-              <w:left w:val="single" w:sz="4" w:color="D9D9D9"/>
-              <w:bottom w:val="single" w:sz="4" w:color="D9D9D9"/>
-              <w:right w:val="single" w:sz="4" w:color="D9D9D9"/>
-              <w:insideH w:val="single" w:sz="4" w:color="D9D9D9"/>
-              <w:insideV w:val="single" w:sz="4" w:color="D9D9D9"/>
-            </w:tcBorders>
-            <w:vAlign w:val="center"/>
-          </w:tcPr>
-          <w:p/>
-        </w:tc>
-        <w:tc>
-          <w:tcPr>
-            <w:tcW w:type="dxa" w:w="1680"/>
-            <w:tcBorders>
-              <w:top w:val="single" w:sz="4" w:color="D9D9D9"/>
-              <w:left w:val="single" w:sz="4" w:color="D9D9D9"/>
-              <w:bottom w:val="single" w:sz="4" w:color="D9D9D9"/>
-              <w:right w:val="single" w:sz="4" w:color="D9D9D9"/>
-              <w:insideH w:val="single" w:sz="4" w:color="D9D9D9"/>
-              <w:insideV w:val="single" w:sz="4" w:color="D9D9D9"/>
-            </w:tcBorders>
-            <w:vAlign w:val="center"/>
-          </w:tcPr>
-          <w:p/>
-        </w:tc>
-        <w:tc>
-          <w:tcPr>
-            <w:tcW w:type="dxa" w:w="1680"/>
-            <w:tcBorders>
-              <w:top w:val="single" w:sz="4" w:color="D9D9D9"/>
-              <w:left w:val="single" w:sz="4" w:color="D9D9D9"/>
-              <w:bottom w:val="single" w:sz="4" w:color="D9D9D9"/>
-              <w:right w:val="single" w:sz="4" w:color="D9D9D9"/>
-              <w:insideH w:val="single" w:sz="4" w:color="D9D9D9"/>
-              <w:insideV w:val="single" w:sz="4" w:color="D9D9D9"/>
-            </w:tcBorders>
-            <w:vAlign w:val="center"/>
-          </w:tcPr>
-          <w:p/>
-        </w:tc>
-        <w:tc>
-          <w:tcPr>
-            <w:tcW w:type="dxa" w:w="1680"/>
-            <w:tcBorders>
-              <w:top w:val="single" w:sz="4" w:color="D9D9D9"/>
-              <w:left w:val="single" w:sz="4" w:color="D9D9D9"/>
-              <w:bottom w:val="single" w:sz="4" w:color="D9D9D9"/>
-              <w:right w:val="single" w:sz="4" w:color="D9D9D9"/>
-              <w:insideH w:val="single" w:sz="4" w:color="D9D9D9"/>
-              <w:insideV w:val="single" w:sz="4" w:color="D9D9D9"/>
-            </w:tcBorders>
-            <w:vAlign w:val="center"/>
-          </w:tcPr>
-          <w:p/>
-        </w:tc>
-      </w:tr>
-    </w:tbl>
     <w:sectPr>
+      <w:footerReference w:type="default" r:id="rId10"/>
       <w:pgSz w:w="12240" w:h="15840"/>
-      <w:pgMar w:top="1008" w:right="1080" w:bottom="936" w:left="1080" w:header="720" w:footer="720" w:gutter="0"/>
+      <w:pgMar w:top="936" w:right="1008" w:bottom="936" w:left="1008" w:header="720" w:footer="720" w:gutter="0"/>
       <w:cols w:space="720"/>
       <w:docGrid w:linePitch="360"/>
     </w:sectPr>
   </w:body>
 </w:document>
+</file>
+
+<file path=word/footer1.xml><?xml version="1.0" encoding="utf-8"?>
+<w:ftr xmlns:m="http://schemas.openxmlformats.org/officeDocument/2006/math" xmlns:mc="http://schemas.openxmlformats.org/markup-compatibility/2006" xmlns:mo="http://schemas.microsoft.com/office/mac/office/2008/main" xmlns:mv="urn:schemas-microsoft-com:mac:vml" xmlns:o="urn:schemas-microsoft-com:office:office" xmlns:r="http://schemas.openxmlformats.org/officeDocument/2006/relationships" xmlns:v="urn:schemas-microsoft-com:vml" xmlns:w10="urn:schemas-microsoft-com:office:word" xmlns:w14="http://schemas.microsoft.com/office/word/2010/wordml" xmlns:w="http://schemas.openxmlformats.org/wordprocessingml/2006/main" xmlns:wne="http://schemas.microsoft.com/office/word/2006/wordml" xmlns:wp14="http://schemas.microsoft.com/office/word/2010/wordprocessingDrawing" xmlns:wp="http://schemas.openxmlformats.org/drawingml/2006/wordprocessingDrawing" xmlns:wpc="http://schemas.microsoft.com/office/word/2010/wordprocessingCanvas" xmlns:wpg="http://schemas.microsoft.com/office/word/2010/wordprocessingGroup" xmlns:wpi="http://schemas.microsoft.com/office/word/2010/wordprocessingInk" xmlns:wps="http://schemas.microsoft.com/office/word/2010/wordprocessingShape" mc:Ignorable="w14 wp14">
+  <w:p>
+    <w:pPr>
+      <w:pStyle w:val="Footer"/>
+    </w:pPr>
+    <w:r>
+      <w:t>NORIVA  |  Brief working sample  |  norivaglobal.com</w:t>
+    </w:r>
+  </w:p>
+</w:ftr>
 </file>
 
 <file path=word/numbering.xml><?xml version="1.0" encoding="utf-8"?>
@@ -4066,10 +619,12 @@
     <w:name w:val="Normal"/>
     <w:qFormat/>
     <w:rsid w:val="00FC693F"/>
+    <w:pPr>
+      <w:spacing w:after="100"/>
+    </w:pPr>
     <w:rPr>
-      <w:rFonts w:ascii="Arial" w:hAnsi="Arial" w:cs="Arial"/>
-      <w:color w:val="000000"/>
-      <w:sz w:val="21"/>
+      <w:rFonts w:ascii="DejaVu Sans" w:hAnsi="DejaVu Sans"/>
+      <w:sz w:val="20"/>
     </w:rPr>
   </w:style>
   <w:style w:type="paragraph" w:styleId="Header">
@@ -4131,11 +686,11 @@
       <w:outlineLvl w:val="0"/>
     </w:pPr>
     <w:rPr>
-      <w:rFonts w:asciiTheme="majorHAnsi" w:eastAsiaTheme="majorEastAsia" w:hAnsiTheme="majorHAnsi" w:cstheme="majorBidi" w:ascii="Arial" w:hAnsi="Arial" w:cs="Arial"/>
+      <w:rFonts w:asciiTheme="majorHAnsi" w:eastAsiaTheme="majorEastAsia" w:hAnsiTheme="majorHAnsi" w:cstheme="majorBidi"/>
       <w:b/>
       <w:bCs/>
-      <w:color w:val="000000"/>
-      <w:sz w:val="30"/>
+      <w:color w:val="365F91" w:themeColor="accent1" w:themeShade="BF"/>
+      <w:sz w:val="28"/>
       <w:szCs w:val="28"/>
     </w:rPr>
   </w:style>
@@ -4155,11 +710,11 @@
       <w:outlineLvl w:val="1"/>
     </w:pPr>
     <w:rPr>
-      <w:rFonts w:asciiTheme="majorHAnsi" w:eastAsiaTheme="majorEastAsia" w:hAnsiTheme="majorHAnsi" w:cstheme="majorBidi" w:ascii="Arial" w:hAnsi="Arial" w:cs="Arial"/>
+      <w:rFonts w:asciiTheme="majorHAnsi" w:eastAsiaTheme="majorEastAsia" w:hAnsiTheme="majorHAnsi" w:cstheme="majorBidi"/>
       <w:b/>
       <w:bCs/>
-      <w:color w:val="000000"/>
-      <w:sz w:val="24"/>
+      <w:color w:val="4F81BD" w:themeColor="accent1"/>
+      <w:sz w:val="26"/>
       <w:szCs w:val="26"/>
     </w:rPr>
   </w:style>
@@ -4413,18 +968,15 @@
     <w:qFormat/>
     <w:rsid w:val="00FC693F"/>
     <w:pPr>
-      <w:pBdr>
-        <w:bottom w:val="single" w:sz="8" w:space="4" w:color="4F81BD" w:themeColor="accent1"/>
-      </w:pBdr>
       <w:spacing w:after="300" w:line="240" w:lineRule="auto"/>
       <w:contextualSpacing/>
     </w:pPr>
     <w:rPr>
-      <w:rFonts w:asciiTheme="majorHAnsi" w:eastAsiaTheme="majorEastAsia" w:hAnsiTheme="majorHAnsi" w:cstheme="majorBidi" w:ascii="Arial" w:hAnsi="Arial" w:cs="Arial"/>
+      <w:rFonts w:asciiTheme="majorHAnsi" w:eastAsiaTheme="majorEastAsia" w:hAnsiTheme="majorHAnsi" w:cstheme="majorBidi"/>
       <w:color w:val="000000"/>
       <w:spacing w:val="5"/>
       <w:kern w:val="28"/>
-      <w:sz w:val="48"/>
+      <w:sz w:val="52"/>
       <w:szCs w:val="52"/>
     </w:rPr>
   </w:style>
@@ -4900,9 +1452,6 @@
     <w:qFormat/>
     <w:rsid w:val="00FC693F"/>
     <w:pPr>
-      <w:pBdr>
-        <w:bottom w:val="single" w:sz="4" w:space="4" w:color="4F81BD" w:themeColor="accent1"/>
-      </w:pBdr>
       <w:spacing w:before="200" w:after="280"/>
       <w:ind w:left="936" w:right="936"/>
     </w:pPr>
